--- a/politica-credito/Termo_de_Responsabilidade.docx
+++ b/politica-credito/Termo_de_Responsabilidade.docx
@@ -65,7 +65,7 @@
                 <w:sz w:val="18"/>
                 <w:szCs w:val="18"/>
               </w:rPr>
-              <w:t xml:space="preserve">Compromisso de manter o nome limpo até o financiamento · anexo ao contrato de compra da unidade</w:t>
+              <w:t xml:space="preserve">Compromisso de regularização cadastral e ciência sobre o financiamento · parte integrante do contrato de compra da unidade</w:t>
             </w:r>
           </w:p>
         </w:tc>
@@ -1360,6 +1360,144 @@
           </w:p>
         </w:tc>
       </w:tr>
+      <w:tr>
+        <w:tc>
+          <w:tcPr>
+            <w:tcW w:type="dxa" w:w="1837"/>
+            <w:tcBorders>
+              <w:top w:val="single" w:color="BFBFBF" w:sz="4"/>
+              <w:left w:val="single" w:color="BFBFBF" w:sz="4"/>
+              <w:bottom w:val="single" w:color="BFBFBF" w:sz="4"/>
+              <w:right w:val="single" w:color="BFBFBF" w:sz="4"/>
+            </w:tcBorders>
+            <w:shd w:fill="F2F2F2" w:color="auto" w:val="clear"/>
+            <w:tcMar>
+              <w:top w:type="dxa" w:w="80"/>
+              <w:left w:type="dxa" w:w="120"/>
+              <w:bottom w:type="dxa" w:w="80"/>
+              <w:right w:type="dxa" w:w="120"/>
+            </w:tcMar>
+            <w:vAlign w:val="top"/>
+          </w:tcPr>
+          <w:p>
+            <w:pPr>
+              <w:spacing w:after="0" w:before="0" w:line="264"/>
+              <w:jc w:val="left"/>
+            </w:pPr>
+            <w:r>
+              <w:rPr>
+                <w:rFonts w:ascii="Arial" w:cs="Arial" w:eastAsia="Arial" w:hAnsi="Arial"/>
+                <w:b/>
+                <w:bCs/>
+                <w:color w:val="1F3864"/>
+                <w:sz w:val="17"/>
+                <w:szCs w:val="17"/>
+              </w:rPr>
+              <w:t xml:space="preserve">Saldo a financiar</w:t>
+            </w:r>
+          </w:p>
+        </w:tc>
+        <w:tc>
+          <w:tcPr>
+            <w:tcW w:type="dxa" w:w="3266"/>
+            <w:tcBorders>
+              <w:top w:val="single" w:color="BFBFBF" w:sz="4"/>
+              <w:left w:val="single" w:color="BFBFBF" w:sz="4"/>
+              <w:bottom w:val="single" w:color="BFBFBF" w:sz="4"/>
+              <w:right w:val="single" w:color="BFBFBF" w:sz="4"/>
+            </w:tcBorders>
+            <w:tcMar>
+              <w:top w:type="dxa" w:w="80"/>
+              <w:left w:type="dxa" w:w="120"/>
+              <w:bottom w:type="dxa" w:w="80"/>
+              <w:right w:type="dxa" w:w="120"/>
+            </w:tcMar>
+            <w:vAlign w:val="top"/>
+          </w:tcPr>
+          <w:p>
+            <w:pPr>
+              <w:spacing w:after="0" w:before="0" w:line="264"/>
+              <w:jc w:val="left"/>
+            </w:pPr>
+            <w:r>
+              <w:rPr>
+                <w:rFonts w:ascii="Arial" w:cs="Arial" w:eastAsia="Arial" w:hAnsi="Arial"/>
+                <w:sz w:val="18"/>
+                <w:szCs w:val="18"/>
+              </w:rPr>
+              <w:t xml:space="preserve">R$</w:t>
+            </w:r>
+          </w:p>
+        </w:tc>
+        <w:tc>
+          <w:tcPr>
+            <w:tcW w:type="dxa" w:w="1837"/>
+            <w:tcBorders>
+              <w:top w:val="single" w:color="BFBFBF" w:sz="4"/>
+              <w:left w:val="single" w:color="BFBFBF" w:sz="4"/>
+              <w:bottom w:val="single" w:color="BFBFBF" w:sz="4"/>
+              <w:right w:val="single" w:color="BFBFBF" w:sz="4"/>
+            </w:tcBorders>
+            <w:shd w:fill="F2F2F2" w:color="auto" w:val="clear"/>
+            <w:tcMar>
+              <w:top w:type="dxa" w:w="80"/>
+              <w:left w:type="dxa" w:w="120"/>
+              <w:bottom w:type="dxa" w:w="80"/>
+              <w:right w:type="dxa" w:w="120"/>
+            </w:tcMar>
+            <w:vAlign w:val="top"/>
+          </w:tcPr>
+          <w:p>
+            <w:pPr>
+              <w:spacing w:after="0" w:before="0" w:line="264"/>
+              <w:jc w:val="left"/>
+            </w:pPr>
+            <w:r>
+              <w:rPr>
+                <w:rFonts w:ascii="Arial" w:cs="Arial" w:eastAsia="Arial" w:hAnsi="Arial"/>
+                <w:b/>
+                <w:bCs/>
+                <w:color w:val="1F3864"/>
+                <w:sz w:val="17"/>
+                <w:szCs w:val="17"/>
+              </w:rPr>
+              <w:t xml:space="preserve">Prazo para financiar</w:t>
+            </w:r>
+          </w:p>
+        </w:tc>
+        <w:tc>
+          <w:tcPr>
+            <w:tcW w:type="dxa" w:w="3266"/>
+            <w:tcBorders>
+              <w:top w:val="single" w:color="BFBFBF" w:sz="4"/>
+              <w:left w:val="single" w:color="BFBFBF" w:sz="4"/>
+              <w:bottom w:val="single" w:color="BFBFBF" w:sz="4"/>
+              <w:right w:val="single" w:color="BFBFBF" w:sz="4"/>
+            </w:tcBorders>
+            <w:tcMar>
+              <w:top w:type="dxa" w:w="80"/>
+              <w:left w:type="dxa" w:w="120"/>
+              <w:bottom w:type="dxa" w:w="80"/>
+              <w:right w:type="dxa" w:w="120"/>
+            </w:tcMar>
+            <w:vAlign w:val="top"/>
+          </w:tcPr>
+          <w:p>
+            <w:pPr>
+              <w:spacing w:after="0" w:before="0" w:line="264"/>
+              <w:jc w:val="left"/>
+            </w:pPr>
+            <w:r>
+              <w:rPr>
+                <w:rFonts w:ascii="Arial" w:cs="Arial" w:eastAsia="Arial" w:hAnsi="Arial"/>
+                <w:sz w:val="18"/>
+                <w:szCs w:val="18"/>
+              </w:rPr>
+              <w:t xml:space="preserve">até ____ dias após o habite-se</w:t>
+            </w:r>
+          </w:p>
+        </w:tc>
+      </w:tr>
     </w:tbl>
     <w:p>
       <w:pPr>
@@ -1378,7 +1516,7 @@
           <w:sz w:val="17"/>
           <w:szCs w:val="17"/>
         </w:rPr>
-        <w:t xml:space="preserve">Havendo dois compradores, tudo o que está neste Termo vale para os dois, que respondem juntos (solidariamente).</w:t>
+        <w:t xml:space="preserve">Havendo dois compradores, tudo o que está neste Termo vale para os dois, que respondem juntos (solidariamente). Este Termo faz parte do contrato acima e não substitui o quadro-resumo. Ele não afasta o direito de arrependimento de 7 dias previsto em lei quando o contrato é assinado em estande de vendas ou fora da sede da vendedora.</w:t>
       </w:r>
     </w:p>
     <w:p>
@@ -1453,6 +1591,24 @@
           <w:sz w:val="20"/>
           <w:szCs w:val="20"/>
         </w:rPr>
+        <w:t xml:space="preserve"> — ou com recursos próprios ou outro banco — </w:t>
+      </w:r>
+      <w:r>
+        <w:rPr>
+          <w:rFonts w:ascii="Arial" w:cs="Arial" w:eastAsia="Arial" w:hAnsi="Arial"/>
+          <w:b/>
+          <w:bCs/>
+          <w:sz w:val="20"/>
+          <w:szCs w:val="20"/>
+        </w:rPr>
+        <w:t xml:space="preserve">dentro do prazo acima</w:t>
+      </w:r>
+      <w:r>
+        <w:rPr>
+          <w:rFonts w:ascii="Arial" w:cs="Arial" w:eastAsia="Arial" w:hAnsi="Arial"/>
+          <w:sz w:val="20"/>
+          <w:szCs w:val="20"/>
+        </w:rPr>
         <w:t xml:space="preserve">.</w:t>
       </w:r>
     </w:p>
@@ -1519,6 +1675,43 @@
           <w:szCs w:val="20"/>
         </w:rPr>
         <w:t xml:space="preserve"> a aprovação.</w:t>
+      </w:r>
+    </w:p>
+    <w:p>
+      <w:pPr>
+        <w:pStyle w:val="ListParagraph"/>
+        <w:numPr>
+          <w:ilvl w:val="0"/>
+          <w:numId w:val="2"/>
+        </w:numPr>
+        <w:spacing w:after="70" w:before="0" w:line="264"/>
+        <w:jc w:val="left"/>
+      </w:pPr>
+      <w:r>
+        <w:rPr>
+          <w:rFonts w:ascii="Arial" w:cs="Arial" w:eastAsia="Arial" w:hAnsi="Arial"/>
+          <w:sz w:val="20"/>
+          <w:szCs w:val="20"/>
+        </w:rPr>
+        <w:t xml:space="preserve">Recebi o </w:t>
+      </w:r>
+      <w:r>
+        <w:rPr>
+          <w:rFonts w:ascii="Arial" w:cs="Arial" w:eastAsia="Arial" w:hAnsi="Arial"/>
+          <w:b/>
+          <w:bCs/>
+          <w:sz w:val="20"/>
+          <w:szCs w:val="20"/>
+        </w:rPr>
+        <w:t xml:space="preserve">resultado da análise prévia de crédito</w:t>
+      </w:r>
+      <w:r>
+        <w:rPr>
+          <w:rFonts w:ascii="Arial" w:cs="Arial" w:eastAsia="Arial" w:hAnsi="Arial"/>
+          <w:sz w:val="20"/>
+          <w:szCs w:val="20"/>
+        </w:rPr>
+        <w:t xml:space="preserve"> feita em ___/___/______ e a explicação do que pode impedir o financiamento: restrições no nome, novas dívidas e mudança de renda.</w:t>
       </w:r>
     </w:p>
     <w:p>
@@ -2369,7 +2562,7 @@
           <w:sz w:val="17"/>
           <w:szCs w:val="17"/>
         </w:rPr>
-        <w:t xml:space="preserve">Tipo: negativação (Serasa/SPC), protesto, banco, cheque ou governo. Esconder dívida ou informar errado é descumprimento deste Termo.</w:t>
+        <w:t xml:space="preserve">Tipo: negativação (Serasa/SPC), protesto, banco, cheque ou governo.</w:t>
       </w:r>
     </w:p>
     <w:p>
@@ -2447,7 +2640,7 @@
           <w:sz w:val="20"/>
           <w:szCs w:val="20"/>
         </w:rPr>
-        <w:t xml:space="preserve"> até assinar o financiamento com a Caixa.</w:t>
+        <w:t xml:space="preserve"> até assinar o financiamento.</w:t>
       </w:r>
     </w:p>
     <w:p>
@@ -2468,15 +2661,15 @@
           <w:sz w:val="20"/>
           <w:szCs w:val="20"/>
         </w:rPr>
-        <w:t xml:space="preserve">Avisar antes</w:t>
-      </w:r>
-      <w:r>
-        <w:rPr>
-          <w:rFonts w:ascii="Arial" w:cs="Arial" w:eastAsia="Arial" w:hAnsi="Arial"/>
-          <w:sz w:val="20"/>
-          <w:szCs w:val="20"/>
-        </w:rPr>
-        <w:t xml:space="preserve"> de fazer empréstimo, financiamento (inclusive de carro), crediário, cartão novo ou ser fiador — e não comprometer mais de </w:t>
+        <w:t xml:space="preserve">Avisar em até 15 dias</w:t>
+      </w:r>
+      <w:r>
+        <w:rPr>
+          <w:rFonts w:ascii="Arial" w:cs="Arial" w:eastAsia="Arial" w:hAnsi="Arial"/>
+          <w:sz w:val="20"/>
+          <w:szCs w:val="20"/>
+        </w:rPr>
+        <w:t xml:space="preserve"> se fizer nova dívida (empréstimo, financiamento, crediário, cartão) ou for fiador — sabendo que isso pode </w:t>
       </w:r>
       <w:r>
         <w:rPr>
@@ -2486,15 +2679,15 @@
           <w:sz w:val="20"/>
           <w:szCs w:val="20"/>
         </w:rPr>
-        <w:t xml:space="preserve">35% da renda</w:t>
-      </w:r>
-      <w:r>
-        <w:rPr>
-          <w:rFonts w:ascii="Arial" w:cs="Arial" w:eastAsia="Arial" w:hAnsi="Arial"/>
-          <w:sz w:val="20"/>
-          <w:szCs w:val="20"/>
-        </w:rPr>
-        <w:t xml:space="preserve"> da família com parcelas, contando a futura parcela da Caixa.</w:t>
+        <w:t xml:space="preserve">reduzir ou impedir</w:t>
+      </w:r>
+      <w:r>
+        <w:rPr>
+          <w:rFonts w:ascii="Arial" w:cs="Arial" w:eastAsia="Arial" w:hAnsi="Arial"/>
+          <w:sz w:val="20"/>
+          <w:szCs w:val="20"/>
+        </w:rPr>
+        <w:t xml:space="preserve"> o financiamento.</w:t>
       </w:r>
     </w:p>
     <w:p>
@@ -2544,7 +2737,7 @@
           <w:sz w:val="20"/>
           <w:szCs w:val="20"/>
         </w:rPr>
-        <w:t xml:space="preserve"> se mudar de emprego, renda, estado civil, endereço ou telefone.</w:t>
+        <w:t xml:space="preserve"> se mudar de emprego, renda, estado civil, endereço, telefone ou e-mail.</w:t>
       </w:r>
     </w:p>
     <w:p>
@@ -2565,15 +2758,15 @@
           <w:sz w:val="20"/>
           <w:szCs w:val="20"/>
         </w:rPr>
-        <w:t xml:space="preserve">Não comprar outro imóvel</w:t>
-      </w:r>
-      <w:r>
-        <w:rPr>
-          <w:rFonts w:ascii="Arial" w:cs="Arial" w:eastAsia="Arial" w:hAnsi="Arial"/>
-          <w:sz w:val="20"/>
-          <w:szCs w:val="20"/>
-        </w:rPr>
-        <w:t xml:space="preserve"> nem fazer outro financiamento habitacional até receber as chaves.</w:t>
+        <w:t xml:space="preserve">Não comprar outro imóvel residencial</w:t>
+      </w:r>
+      <w:r>
+        <w:rPr>
+          <w:rFonts w:ascii="Arial" w:cs="Arial" w:eastAsia="Arial" w:hAnsi="Arial"/>
+          <w:sz w:val="20"/>
+          <w:szCs w:val="20"/>
+        </w:rPr>
+        <w:t xml:space="preserve"> nem fazer outro financiamento habitacional antes deste (regra do Minha Casa Minha Vida).</w:t>
       </w:r>
     </w:p>
     <w:p>
@@ -2602,7 +2795,25 @@
           <w:sz w:val="20"/>
           <w:szCs w:val="20"/>
         </w:rPr>
-        <w:t xml:space="preserve"> pedidos, inclusive o Registrato do Banco Central, em até 10 dias.</w:t>
+        <w:t xml:space="preserve"> pedidos, inclusive o Registrato do Banco Central, em até 10 dias, e </w:t>
+      </w:r>
+      <w:r>
+        <w:rPr>
+          <w:rFonts w:ascii="Arial" w:cs="Arial" w:eastAsia="Arial" w:hAnsi="Arial"/>
+          <w:b/>
+          <w:bCs/>
+          <w:sz w:val="20"/>
+          <w:szCs w:val="20"/>
+        </w:rPr>
+        <w:t xml:space="preserve">comparecer</w:t>
+      </w:r>
+      <w:r>
+        <w:rPr>
+          <w:rFonts w:ascii="Arial" w:cs="Arial" w:eastAsia="Arial" w:hAnsi="Arial"/>
+          <w:sz w:val="20"/>
+          <w:szCs w:val="20"/>
+        </w:rPr>
+        <w:t xml:space="preserve"> para assinar o financiamento.</w:t>
       </w:r>
     </w:p>
     <w:p>
@@ -2622,7 +2833,7 @@
           <w:sz w:val="24"/>
           <w:szCs w:val="24"/>
         </w:rPr>
-        <w:t xml:space="preserve">4. Autorizo</w:t>
+        <w:t xml:space="preserve">4. Uso dos meus dados</w:t>
       </w:r>
     </w:p>
     <w:p>
@@ -2636,7 +2847,7 @@
           <w:sz w:val="20"/>
           <w:szCs w:val="20"/>
         </w:rPr>
-        <w:t xml:space="preserve">A vendedora e o correspondente Caixa indicado por ela a </w:t>
+        <w:t xml:space="preserve">Estou ciente de que a vendedora e o correspondente Caixa indicado por ela vão </w:t>
       </w:r>
       <w:r>
         <w:rPr>
@@ -2654,7 +2865,7 @@
           <w:sz w:val="20"/>
           <w:szCs w:val="20"/>
         </w:rPr>
-        <w:t xml:space="preserve"> (Serasa, SPC, cartórios, Receita) e a enviar meus dados para a </w:t>
+        <w:t xml:space="preserve"> (Serasa, SPC, cartórios, Receita) e </w:t>
       </w:r>
       <w:r>
         <w:rPr>
@@ -2664,7 +2875,7 @@
           <w:sz w:val="20"/>
           <w:szCs w:val="20"/>
         </w:rPr>
-        <w:t xml:space="preserve">análise de crédito da Caixa</w:t>
+        <w:t xml:space="preserve">compartilhar meus dados com a Caixa</w:t>
       </w:r>
       <w:r>
         <w:rPr>
@@ -2690,7 +2901,7 @@
           <w:sz w:val="20"/>
           <w:szCs w:val="20"/>
         </w:rPr>
-        <w:t xml:space="preserve">, só para acompanhar a aprovação deste imóvel, conforme a LGPD (Lei 13.709/2018).</w:t>
+        <w:t xml:space="preserve">, só para acompanhar a aprovação deste imóvel. Isso é necessário para cumprir este contrato e para a proteção do crédito (LGPD, art. 7º, V e X). Os dados ficam guardados durante o contrato e pelo prazo que a lei exigir. Posso pedir informações, cópia ou correção pelo canal ______________________.</w:t>
       </w:r>
     </w:p>
     <w:p>
@@ -3019,7 +3230,7 @@
                 <w:sz w:val="20"/>
                 <w:szCs w:val="20"/>
               </w:rPr>
-              <w:t xml:space="preserve">Solução</w:t>
+              <w:t xml:space="preserve">Soluções</w:t>
             </w:r>
           </w:p>
           <w:p>
@@ -3056,7 +3267,7 @@
           <w:sz w:val="17"/>
           <w:szCs w:val="17"/>
         </w:rPr>
-        <w:t xml:space="preserve">Faltando menos de 120 dias para as chaves, os prazos caem pela metade. Avisos para os contatos deste Termo são válidos: devo mantê-los atualizados.</w:t>
+        <w:t xml:space="preserve">Faltando menos de 120 dias para as chaves, os prazos caem pela metade. Devo manter meus contatos atualizados.</w:t>
       </w:r>
     </w:p>
     <w:p>
@@ -3076,7 +3287,7 @@
           <w:sz w:val="24"/>
           <w:szCs w:val="24"/>
         </w:rPr>
-        <w:t xml:space="preserve">6. Se eu não cumprir</w:t>
+        <w:t xml:space="preserve">6. Se o financiamento não sair</w:t>
       </w:r>
     </w:p>
     <w:tbl>
@@ -3092,96 +3303,384 @@
         </w:tblBorders>
       </w:tblPr>
       <w:tblGrid>
-        <w:gridCol w:w="10206"/>
+        <w:gridCol w:w="3674"/>
+        <w:gridCol w:w="6532"/>
       </w:tblGrid>
+      <w:tr>
+        <w:trPr>
+          <w:tblHeader/>
+        </w:trPr>
+        <w:tc>
+          <w:tcPr>
+            <w:tcW w:type="dxa" w:w="3674"/>
+            <w:tcBorders>
+              <w:top w:val="single" w:color="BFBFBF" w:sz="4"/>
+              <w:left w:val="single" w:color="BFBFBF" w:sz="4"/>
+              <w:bottom w:val="single" w:color="BFBFBF" w:sz="4"/>
+              <w:right w:val="single" w:color="BFBFBF" w:sz="4"/>
+            </w:tcBorders>
+            <w:shd w:fill="1F3864" w:color="auto" w:val="clear"/>
+            <w:tcMar>
+              <w:top w:type="dxa" w:w="80"/>
+              <w:left w:type="dxa" w:w="120"/>
+              <w:bottom w:type="dxa" w:w="80"/>
+              <w:right w:type="dxa" w:w="120"/>
+            </w:tcMar>
+            <w:vAlign w:val="top"/>
+          </w:tcPr>
+          <w:p>
+            <w:pPr>
+              <w:spacing w:after="0" w:before="0" w:line="264"/>
+              <w:jc w:val="left"/>
+            </w:pPr>
+            <w:r>
+              <w:rPr>
+                <w:rFonts w:ascii="Arial" w:cs="Arial" w:eastAsia="Arial" w:hAnsi="Arial"/>
+                <w:b/>
+                <w:bCs/>
+                <w:color w:val="FFFFFF"/>
+                <w:sz w:val="18"/>
+                <w:szCs w:val="18"/>
+              </w:rPr>
+              <w:t xml:space="preserve">Motivo</w:t>
+            </w:r>
+          </w:p>
+        </w:tc>
+        <w:tc>
+          <w:tcPr>
+            <w:tcW w:type="dxa" w:w="6532"/>
+            <w:tcBorders>
+              <w:top w:val="single" w:color="BFBFBF" w:sz="4"/>
+              <w:left w:val="single" w:color="BFBFBF" w:sz="4"/>
+              <w:bottom w:val="single" w:color="BFBFBF" w:sz="4"/>
+              <w:right w:val="single" w:color="BFBFBF" w:sz="4"/>
+            </w:tcBorders>
+            <w:shd w:fill="1F3864" w:color="auto" w:val="clear"/>
+            <w:tcMar>
+              <w:top w:type="dxa" w:w="80"/>
+              <w:left w:type="dxa" w:w="120"/>
+              <w:bottom w:type="dxa" w:w="80"/>
+              <w:right w:type="dxa" w:w="120"/>
+            </w:tcMar>
+            <w:vAlign w:val="top"/>
+          </w:tcPr>
+          <w:p>
+            <w:pPr>
+              <w:spacing w:after="0" w:before="0" w:line="264"/>
+              <w:jc w:val="left"/>
+            </w:pPr>
+            <w:r>
+              <w:rPr>
+                <w:rFonts w:ascii="Arial" w:cs="Arial" w:eastAsia="Arial" w:hAnsi="Arial"/>
+                <w:b/>
+                <w:bCs/>
+                <w:color w:val="FFFFFF"/>
+                <w:sz w:val="18"/>
+                <w:szCs w:val="18"/>
+              </w:rPr>
+              <w:t xml:space="preserve">O que acontece</w:t>
+            </w:r>
+          </w:p>
+        </w:tc>
+      </w:tr>
       <w:tr>
         <w:trPr>
           <w:cantSplit/>
         </w:trPr>
         <w:tc>
           <w:tcPr>
-            <w:tcW w:type="dxa" w:w="10206"/>
-            <w:tcBorders>
-              <w:top w:val="none" w:color="FFFFFF" w:sz="0"/>
-              <w:left w:val="single" w:color="C00000" w:sz="24"/>
-              <w:bottom w:val="none" w:color="FFFFFF" w:sz="0"/>
-              <w:right w:val="none" w:color="FFFFFF" w:sz="0"/>
+            <w:tcW w:type="dxa" w:w="3674"/>
+            <w:tcBorders>
+              <w:top w:val="single" w:color="BFBFBF" w:sz="4"/>
+              <w:left w:val="single" w:color="BFBFBF" w:sz="4"/>
+              <w:bottom w:val="single" w:color="BFBFBF" w:sz="4"/>
+              <w:right w:val="single" w:color="BFBFBF" w:sz="4"/>
             </w:tcBorders>
             <w:shd w:fill="F8CBAD" w:color="auto" w:val="clear"/>
             <w:tcMar>
-              <w:top w:type="dxa" w:w="120"/>
-              <w:left w:type="dxa" w:w="120"/>
-              <w:bottom w:type="dxa" w:w="120"/>
-              <w:right w:type="dxa" w:w="120"/>
-            </w:tcMar>
-            <w:vAlign w:val="top"/>
-          </w:tcPr>
-          <w:p>
-            <w:pPr>
-              <w:spacing w:after="0" w:before="0" w:line="264"/>
-              <w:jc w:val="left"/>
-            </w:pPr>
-            <w:r>
-              <w:rPr>
-                <w:rFonts w:ascii="Arial" w:cs="Arial" w:eastAsia="Arial" w:hAnsi="Arial"/>
-                <w:sz w:val="20"/>
-                <w:szCs w:val="20"/>
-              </w:rPr>
-              <w:t xml:space="preserve">Se eu descumprir este Termo e isso impedir o financiamento, </w:t>
-            </w:r>
+              <w:top w:type="dxa" w:w="80"/>
+              <w:left w:type="dxa" w:w="120"/>
+              <w:bottom w:type="dxa" w:w="80"/>
+              <w:right w:type="dxa" w:w="120"/>
+            </w:tcMar>
+            <w:vAlign w:val="top"/>
+          </w:tcPr>
+          <w:p>
+            <w:pPr>
+              <w:spacing w:after="20" w:before="0" w:line="264"/>
+              <w:jc w:val="left"/>
+            </w:pPr>
             <w:r>
               <w:rPr>
                 <w:rFonts w:ascii="Arial" w:cs="Arial" w:eastAsia="Arial" w:hAnsi="Arial"/>
                 <w:b/>
                 <w:bCs/>
-                <w:sz w:val="20"/>
-                <w:szCs w:val="20"/>
-              </w:rPr>
-              <w:t xml:space="preserve">a culpa é minha (inadimplemento do comprador)</w:t>
-            </w:r>
-            <w:r>
-              <w:rPr>
-                <w:rFonts w:ascii="Arial" w:cs="Arial" w:eastAsia="Arial" w:hAnsi="Arial"/>
-                <w:sz w:val="20"/>
-                <w:szCs w:val="20"/>
-              </w:rPr>
-              <w:t xml:space="preserve"> e o contrato pode ser desfeito conforme o </w:t>
-            </w:r>
+                <w:sz w:val="18"/>
+                <w:szCs w:val="18"/>
+              </w:rPr>
+              <w:t xml:space="preserve">Por minha causa:</w:t>
+            </w:r>
+          </w:p>
+          <w:p>
+            <w:pPr>
+              <w:spacing w:after="20" w:before="0" w:line="264"/>
+              <w:jc w:val="left"/>
+            </w:pPr>
             <w:r>
               <w:rPr>
                 <w:rFonts w:ascii="Arial" w:cs="Arial" w:eastAsia="Arial" w:hAnsi="Arial"/>
                 <w:b/>
                 <w:bCs/>
-                <w:sz w:val="20"/>
-                <w:szCs w:val="20"/>
-              </w:rPr>
-              <w:t xml:space="preserve">quadro-resumo</w:t>
-            </w:r>
-            <w:r>
-              <w:rPr>
-                <w:rFonts w:ascii="Arial" w:cs="Arial" w:eastAsia="Arial" w:hAnsi="Arial"/>
-                <w:sz w:val="20"/>
-                <w:szCs w:val="20"/>
-              </w:rPr>
-              <w:t xml:space="preserve"> e a </w:t>
+                <w:sz w:val="18"/>
+                <w:szCs w:val="18"/>
+              </w:rPr>
+              <w:t xml:space="preserve">restrição não resolvida nos prazos, dívida escondida, informação falsa, nova dívida, documentos não entregues ou outro imóvel comprado</w:t>
+            </w:r>
+          </w:p>
+        </w:tc>
+        <w:tc>
+          <w:tcPr>
+            <w:tcW w:type="dxa" w:w="6532"/>
+            <w:tcBorders>
+              <w:top w:val="single" w:color="BFBFBF" w:sz="4"/>
+              <w:left w:val="single" w:color="BFBFBF" w:sz="4"/>
+              <w:bottom w:val="single" w:color="BFBFBF" w:sz="4"/>
+              <w:right w:val="single" w:color="BFBFBF" w:sz="4"/>
+            </w:tcBorders>
+            <w:shd w:fill="F8CBAD" w:color="auto" w:val="clear"/>
+            <w:tcMar>
+              <w:top w:type="dxa" w:w="80"/>
+              <w:left w:type="dxa" w:w="120"/>
+              <w:bottom w:type="dxa" w:w="80"/>
+              <w:right w:type="dxa" w:w="120"/>
+            </w:tcMar>
+            <w:vAlign w:val="top"/>
+          </w:tcPr>
+          <w:p>
+            <w:pPr>
+              <w:spacing w:after="20" w:before="0" w:line="264"/>
+              <w:jc w:val="left"/>
+            </w:pPr>
+            <w:r>
+              <w:rPr>
+                <w:rFonts w:ascii="Arial" w:cs="Arial" w:eastAsia="Arial" w:hAnsi="Arial"/>
+                <w:b w:val="false"/>
+                <w:bCs w:val="false"/>
+                <w:sz w:val="18"/>
+                <w:szCs w:val="18"/>
+              </w:rPr>
+              <w:t xml:space="preserve">A vendedora me envia </w:t>
             </w:r>
             <w:r>
               <w:rPr>
                 <w:rFonts w:ascii="Arial" w:cs="Arial" w:eastAsia="Arial" w:hAnsi="Arial"/>
                 <w:b/>
                 <w:bCs/>
-                <w:sz w:val="20"/>
-                <w:szCs w:val="20"/>
+                <w:sz w:val="18"/>
+                <w:szCs w:val="18"/>
+              </w:rPr>
+              <w:t xml:space="preserve">notificação formal (judicial ou por cartório)</w:t>
+            </w:r>
+            <w:r>
+              <w:rPr>
+                <w:rFonts w:ascii="Arial" w:cs="Arial" w:eastAsia="Arial" w:hAnsi="Arial"/>
+                <w:b w:val="false"/>
+                <w:bCs w:val="false"/>
+                <w:sz w:val="18"/>
+                <w:szCs w:val="18"/>
+              </w:rPr>
+              <w:t xml:space="preserve"> com </w:t>
+            </w:r>
+            <w:r>
+              <w:rPr>
+                <w:rFonts w:ascii="Arial" w:cs="Arial" w:eastAsia="Arial" w:hAnsi="Arial"/>
+                <w:b/>
+                <w:bCs/>
+                <w:sz w:val="18"/>
+                <w:szCs w:val="18"/>
+              </w:rPr>
+              <w:t xml:space="preserve">15 dias</w:t>
+            </w:r>
+            <w:r>
+              <w:rPr>
+                <w:rFonts w:ascii="Arial" w:cs="Arial" w:eastAsia="Arial" w:hAnsi="Arial"/>
+                <w:b w:val="false"/>
+                <w:bCs w:val="false"/>
+                <w:sz w:val="18"/>
+                <w:szCs w:val="18"/>
+              </w:rPr>
+              <w:t xml:space="preserve"> para eu pagar o saldo ou regularizar. Se eu não resolver, o contrato é desfeito </w:t>
+            </w:r>
+            <w:r>
+              <w:rPr>
+                <w:rFonts w:ascii="Arial" w:cs="Arial" w:eastAsia="Arial" w:hAnsi="Arial"/>
+                <w:b/>
+                <w:bCs/>
+                <w:sz w:val="18"/>
+                <w:szCs w:val="18"/>
+              </w:rPr>
+              <w:t xml:space="preserve">por minha culpa</w:t>
+            </w:r>
+            <w:r>
+              <w:rPr>
+                <w:rFonts w:ascii="Arial" w:cs="Arial" w:eastAsia="Arial" w:hAnsi="Arial"/>
+                <w:b w:val="false"/>
+                <w:bCs w:val="false"/>
+                <w:sz w:val="18"/>
+                <w:szCs w:val="18"/>
+              </w:rPr>
+              <w:t xml:space="preserve">, com as deduções previstas no </w:t>
+            </w:r>
+            <w:r>
+              <w:rPr>
+                <w:rFonts w:ascii="Arial" w:cs="Arial" w:eastAsia="Arial" w:hAnsi="Arial"/>
+                <w:b/>
+                <w:bCs/>
+                <w:sz w:val="18"/>
+                <w:szCs w:val="18"/>
+              </w:rPr>
+              <w:t xml:space="preserve">quadro-resumo</w:t>
+            </w:r>
+            <w:r>
+              <w:rPr>
+                <w:rFonts w:ascii="Arial" w:cs="Arial" w:eastAsia="Arial" w:hAnsi="Arial"/>
+                <w:b w:val="false"/>
+                <w:bCs w:val="false"/>
+                <w:sz w:val="18"/>
+                <w:szCs w:val="18"/>
+              </w:rPr>
+              <w:t xml:space="preserve"> e na </w:t>
+            </w:r>
+            <w:r>
+              <w:rPr>
+                <w:rFonts w:ascii="Arial" w:cs="Arial" w:eastAsia="Arial" w:hAnsi="Arial"/>
+                <w:b/>
+                <w:bCs/>
+                <w:sz w:val="18"/>
+                <w:szCs w:val="18"/>
               </w:rPr>
               <w:t xml:space="preserve">Lei 13.786/2018</w:t>
             </w:r>
             <w:r>
               <w:rPr>
                 <w:rFonts w:ascii="Arial" w:cs="Arial" w:eastAsia="Arial" w:hAnsi="Arial"/>
-                <w:sz w:val="20"/>
-                <w:szCs w:val="20"/>
-              </w:rPr>
-              <w:t xml:space="preserve"> (Lei do Distrato). Se a vendedora tolerar algum atraso, isso não é renúncia aos seus direitos.</w:t>
+                <w:b w:val="false"/>
+                <w:bCs w:val="false"/>
+                <w:sz w:val="18"/>
+                <w:szCs w:val="18"/>
+              </w:rPr>
+              <w:t xml:space="preserve"> (Lei do Distrato).</w:t>
+            </w:r>
+          </w:p>
+        </w:tc>
+      </w:tr>
+      <w:tr>
+        <w:trPr>
+          <w:cantSplit/>
+        </w:trPr>
+        <w:tc>
+          <w:tcPr>
+            <w:tcW w:type="dxa" w:w="3674"/>
+            <w:tcBorders>
+              <w:top w:val="single" w:color="BFBFBF" w:sz="4"/>
+              <w:left w:val="single" w:color="BFBFBF" w:sz="4"/>
+              <w:bottom w:val="single" w:color="BFBFBF" w:sz="4"/>
+              <w:right w:val="single" w:color="BFBFBF" w:sz="4"/>
+            </w:tcBorders>
+            <w:shd w:fill="FFF2CC" w:color="auto" w:val="clear"/>
+            <w:tcMar>
+              <w:top w:type="dxa" w:w="80"/>
+              <w:left w:type="dxa" w:w="120"/>
+              <w:bottom w:type="dxa" w:w="80"/>
+              <w:right w:type="dxa" w:w="120"/>
+            </w:tcMar>
+            <w:vAlign w:val="top"/>
+          </w:tcPr>
+          <w:p>
+            <w:pPr>
+              <w:spacing w:after="20" w:before="0" w:line="264"/>
+              <w:jc w:val="left"/>
+            </w:pPr>
+            <w:r>
+              <w:rPr>
+                <w:rFonts w:ascii="Arial" w:cs="Arial" w:eastAsia="Arial" w:hAnsi="Arial"/>
+                <w:b/>
+                <w:bCs/>
+                <w:sz w:val="18"/>
+                <w:szCs w:val="18"/>
+              </w:rPr>
+              <w:t xml:space="preserve">Sem culpa minha:</w:t>
+            </w:r>
+          </w:p>
+          <w:p>
+            <w:pPr>
+              <w:spacing w:after="20" w:before="0" w:line="264"/>
+              <w:jc w:val="left"/>
+            </w:pPr>
+            <w:r>
+              <w:rPr>
+                <w:rFonts w:ascii="Arial" w:cs="Arial" w:eastAsia="Arial" w:hAnsi="Arial"/>
+                <w:b/>
+                <w:bCs/>
+                <w:sz w:val="18"/>
+                <w:szCs w:val="18"/>
+              </w:rPr>
+              <w:t xml:space="preserve">mudança nas regras do programa ou da Caixa, ou reprovação sem restrição e sem descumprimento meu</w:t>
+            </w:r>
+          </w:p>
+        </w:tc>
+        <w:tc>
+          <w:tcPr>
+            <w:tcW w:type="dxa" w:w="6532"/>
+            <w:tcBorders>
+              <w:top w:val="single" w:color="BFBFBF" w:sz="4"/>
+              <w:left w:val="single" w:color="BFBFBF" w:sz="4"/>
+              <w:bottom w:val="single" w:color="BFBFBF" w:sz="4"/>
+              <w:right w:val="single" w:color="BFBFBF" w:sz="4"/>
+            </w:tcBorders>
+            <w:shd w:fill="FFF2CC" w:color="auto" w:val="clear"/>
+            <w:tcMar>
+              <w:top w:type="dxa" w:w="80"/>
+              <w:left w:type="dxa" w:w="120"/>
+              <w:bottom w:type="dxa" w:w="80"/>
+              <w:right w:type="dxa" w:w="120"/>
+            </w:tcMar>
+            <w:vAlign w:val="top"/>
+          </w:tcPr>
+          <w:p>
+            <w:pPr>
+              <w:spacing w:after="20" w:before="0" w:line="264"/>
+              <w:jc w:val="left"/>
+            </w:pPr>
+            <w:r>
+              <w:rPr>
+                <w:rFonts w:ascii="Arial" w:cs="Arial" w:eastAsia="Arial" w:hAnsi="Arial"/>
+                <w:b w:val="false"/>
+                <w:bCs w:val="false"/>
+                <w:sz w:val="18"/>
+                <w:szCs w:val="18"/>
+              </w:rPr>
+              <w:t xml:space="preserve">Buscamos juntos as soluções do item 5. Se nenhuma funcionar, o contrato é desfeito </w:t>
+            </w:r>
+            <w:r>
+              <w:rPr>
+                <w:rFonts w:ascii="Arial" w:cs="Arial" w:eastAsia="Arial" w:hAnsi="Arial"/>
+                <w:b/>
+                <w:bCs/>
+                <w:sz w:val="18"/>
+                <w:szCs w:val="18"/>
+              </w:rPr>
+              <w:t xml:space="preserve">sem multa</w:t>
+            </w:r>
+            <w:r>
+              <w:rPr>
+                <w:rFonts w:ascii="Arial" w:cs="Arial" w:eastAsia="Arial" w:hAnsi="Arial"/>
+                <w:b w:val="false"/>
+                <w:bCs w:val="false"/>
+                <w:sz w:val="18"/>
+                <w:szCs w:val="18"/>
+              </w:rPr>
+              <w:t xml:space="preserve">, com devolução do que paguei nas condições do quadro-resumo para esse caso.</w:t>
             </w:r>
           </w:p>
         </w:tc>
@@ -3191,6 +3690,21 @@
       <w:pPr>
         <w:spacing w:after="120"/>
       </w:pPr>
+    </w:p>
+    <w:p>
+      <w:pPr>
+        <w:spacing w:after="100" w:before="0" w:line="264"/>
+        <w:jc w:val="left"/>
+      </w:pPr>
+      <w:r>
+        <w:rPr>
+          <w:rFonts w:ascii="Arial" w:cs="Arial" w:eastAsia="Arial" w:hAnsi="Arial"/>
+          <w:color w:val="595959"/>
+          <w:sz w:val="17"/>
+          <w:szCs w:val="17"/>
+        </w:rPr>
+        <w:t xml:space="preserve">Se a vendedora tolerar algum atraso, isso não é renúncia aos seus direitos.</w:t>
+      </w:r>
     </w:p>
     <w:p>
       <w:pPr>
@@ -3611,6 +4125,21 @@
         </w:tc>
       </w:tr>
     </w:tbl>
+    <w:p>
+      <w:pPr>
+        <w:spacing w:after="100" w:before="0" w:line="264"/>
+        <w:jc w:val="left"/>
+      </w:pPr>
+      <w:r>
+        <w:rPr>
+          <w:rFonts w:ascii="Arial" w:cs="Arial" w:eastAsia="Arial" w:hAnsi="Arial"/>
+          <w:color w:val="595959"/>
+          <w:sz w:val="17"/>
+          <w:szCs w:val="17"/>
+        </w:rPr>
+        <w:t xml:space="preserve">Assinado eletronicamente com assinatura válida, as testemunhas são dispensadas (CPC, art. 784, § 4º).</w:t>
+      </w:r>
+    </w:p>
     <w:sectPr>
       <w:footerReference w:type="default" r:id="rId7"/>
       <w:pgSz w:w="11906" w:h="16838" w:orient="portrait"/>
@@ -3676,7 +4205,7 @@
         <w:sz w:val="15"/>
         <w:szCs w:val="15"/>
       </w:rPr>
-      <w:t xml:space="preserve">Termo de Responsabilidade · rubricas: ________  ________  ·  página </w:t>
+      <w:t xml:space="preserve">Termo de Responsabilidade · v3 · rubricas: ________  ________  ·  página </w:t>
     </w:r>
     <w:r>
       <w:rPr>

--- a/politica-credito/Termo_de_Responsabilidade.docx
+++ b/politica-credito/Termo_de_Responsabilidade.docx
@@ -50,7 +50,7 @@
                 <w:sz w:val="36"/>
                 <w:szCs w:val="36"/>
               </w:rPr>
-              <w:t xml:space="preserve">Termo de Responsabilidade</w:t>
+              <w:t xml:space="preserve">Termo de Responsabilidade e Compromisso</w:t>
             </w:r>
           </w:p>
           <w:p>
@@ -65,7 +65,7 @@
                 <w:sz w:val="18"/>
                 <w:szCs w:val="18"/>
               </w:rPr>
-              <w:t xml:space="preserve">Compromisso de regularização cadastral e ciência sobre o financiamento · parte integrante do contrato de compra da unidade</w:t>
+              <w:t xml:space="preserve">Obrigações do comprador para o pagamento do saldo por financiamento · parte integrante e inseparável do contrato de compra da unidade</w:t>
             </w:r>
           </w:p>
         </w:tc>
@@ -922,6 +922,144 @@
           </w:p>
         </w:tc>
       </w:tr>
+      <w:tr>
+        <w:tc>
+          <w:tcPr>
+            <w:tcW w:type="dxa" w:w="1837"/>
+            <w:tcBorders>
+              <w:top w:val="single" w:color="BFBFBF" w:sz="4"/>
+              <w:left w:val="single" w:color="BFBFBF" w:sz="4"/>
+              <w:bottom w:val="single" w:color="BFBFBF" w:sz="4"/>
+              <w:right w:val="single" w:color="BFBFBF" w:sz="4"/>
+            </w:tcBorders>
+            <w:shd w:fill="F2F2F2" w:color="auto" w:val="clear"/>
+            <w:tcMar>
+              <w:top w:type="dxa" w:w="80"/>
+              <w:left w:type="dxa" w:w="120"/>
+              <w:bottom w:type="dxa" w:w="80"/>
+              <w:right w:type="dxa" w:w="120"/>
+            </w:tcMar>
+            <w:vAlign w:val="top"/>
+          </w:tcPr>
+          <w:p>
+            <w:pPr>
+              <w:spacing w:after="0" w:before="0" w:line="264"/>
+              <w:jc w:val="left"/>
+            </w:pPr>
+            <w:r>
+              <w:rPr>
+                <w:rFonts w:ascii="Arial" w:cs="Arial" w:eastAsia="Arial" w:hAnsi="Arial"/>
+                <w:b/>
+                <w:bCs/>
+                <w:color w:val="1F3864"/>
+                <w:sz w:val="17"/>
+                <w:szCs w:val="17"/>
+              </w:rPr>
+              <w:t xml:space="preserve">Renda bruta</w:t>
+            </w:r>
+          </w:p>
+        </w:tc>
+        <w:tc>
+          <w:tcPr>
+            <w:tcW w:type="dxa" w:w="3266"/>
+            <w:tcBorders>
+              <w:top w:val="single" w:color="BFBFBF" w:sz="4"/>
+              <w:left w:val="single" w:color="BFBFBF" w:sz="4"/>
+              <w:bottom w:val="single" w:color="BFBFBF" w:sz="4"/>
+              <w:right w:val="single" w:color="BFBFBF" w:sz="4"/>
+            </w:tcBorders>
+            <w:tcMar>
+              <w:top w:type="dxa" w:w="80"/>
+              <w:left w:type="dxa" w:w="120"/>
+              <w:bottom w:type="dxa" w:w="80"/>
+              <w:right w:type="dxa" w:w="120"/>
+            </w:tcMar>
+            <w:vAlign w:val="top"/>
+          </w:tcPr>
+          <w:p>
+            <w:pPr>
+              <w:spacing w:after="0" w:before="0" w:line="264"/>
+              <w:jc w:val="left"/>
+            </w:pPr>
+            <w:r>
+              <w:rPr>
+                <w:rFonts w:ascii="Arial" w:cs="Arial" w:eastAsia="Arial" w:hAnsi="Arial"/>
+                <w:sz w:val="18"/>
+                <w:szCs w:val="18"/>
+              </w:rPr>
+              <w:t xml:space="preserve">R$</w:t>
+            </w:r>
+          </w:p>
+        </w:tc>
+        <w:tc>
+          <w:tcPr>
+            <w:tcW w:type="dxa" w:w="1837"/>
+            <w:tcBorders>
+              <w:top w:val="single" w:color="BFBFBF" w:sz="4"/>
+              <w:left w:val="single" w:color="BFBFBF" w:sz="4"/>
+              <w:bottom w:val="single" w:color="BFBFBF" w:sz="4"/>
+              <w:right w:val="single" w:color="BFBFBF" w:sz="4"/>
+            </w:tcBorders>
+            <w:shd w:fill="F2F2F2" w:color="auto" w:val="clear"/>
+            <w:tcMar>
+              <w:top w:type="dxa" w:w="80"/>
+              <w:left w:type="dxa" w:w="120"/>
+              <w:bottom w:type="dxa" w:w="80"/>
+              <w:right w:type="dxa" w:w="120"/>
+            </w:tcMar>
+            <w:vAlign w:val="top"/>
+          </w:tcPr>
+          <w:p>
+            <w:pPr>
+              <w:spacing w:after="0" w:before="0" w:line="264"/>
+              <w:jc w:val="left"/>
+            </w:pPr>
+            <w:r>
+              <w:rPr>
+                <w:rFonts w:ascii="Arial" w:cs="Arial" w:eastAsia="Arial" w:hAnsi="Arial"/>
+                <w:b/>
+                <w:bCs/>
+                <w:color w:val="1F3864"/>
+                <w:sz w:val="17"/>
+                <w:szCs w:val="17"/>
+              </w:rPr>
+              <w:t xml:space="preserve">Renda bruta</w:t>
+            </w:r>
+          </w:p>
+        </w:tc>
+        <w:tc>
+          <w:tcPr>
+            <w:tcW w:type="dxa" w:w="3266"/>
+            <w:tcBorders>
+              <w:top w:val="single" w:color="BFBFBF" w:sz="4"/>
+              <w:left w:val="single" w:color="BFBFBF" w:sz="4"/>
+              <w:bottom w:val="single" w:color="BFBFBF" w:sz="4"/>
+              <w:right w:val="single" w:color="BFBFBF" w:sz="4"/>
+            </w:tcBorders>
+            <w:tcMar>
+              <w:top w:type="dxa" w:w="80"/>
+              <w:left w:type="dxa" w:w="120"/>
+              <w:bottom w:type="dxa" w:w="80"/>
+              <w:right w:type="dxa" w:w="120"/>
+            </w:tcMar>
+            <w:vAlign w:val="top"/>
+          </w:tcPr>
+          <w:p>
+            <w:pPr>
+              <w:spacing w:after="0" w:before="0" w:line="264"/>
+              <w:jc w:val="left"/>
+            </w:pPr>
+            <w:r>
+              <w:rPr>
+                <w:rFonts w:ascii="Arial" w:cs="Arial" w:eastAsia="Arial" w:hAnsi="Arial"/>
+                <w:sz w:val="18"/>
+                <w:szCs w:val="18"/>
+              </w:rPr>
+              <w:t xml:space="preserve">R$</w:t>
+            </w:r>
+          </w:p>
+        </w:tc>
+      </w:tr>
     </w:tbl>
     <w:p>
       <w:pPr>
@@ -1393,7 +1531,7 @@
                 <w:sz w:val="17"/>
                 <w:szCs w:val="17"/>
               </w:rPr>
-              <w:t xml:space="preserve">Saldo a financiar</w:t>
+              <w:t xml:space="preserve">Saldo a pagar</w:t>
             </w:r>
           </w:p>
         </w:tc>
@@ -1461,7 +1599,7 @@
                 <w:sz w:val="17"/>
                 <w:szCs w:val="17"/>
               </w:rPr>
-              <w:t xml:space="preserve">Prazo para financiar</w:t>
+              <w:t xml:space="preserve">Prazo para pagar</w:t>
             </w:r>
           </w:p>
         </w:tc>
@@ -1493,7 +1631,7 @@
                 <w:sz w:val="18"/>
                 <w:szCs w:val="18"/>
               </w:rPr>
-              <w:t xml:space="preserve">até ____ dias após o habite-se</w:t>
+              <w:t xml:space="preserve">____ dias após o aviso do habite-se</w:t>
             </w:r>
           </w:p>
         </w:tc>
@@ -1516,7 +1654,27 @@
           <w:sz w:val="17"/>
           <w:szCs w:val="17"/>
         </w:rPr>
-        <w:t xml:space="preserve">Havendo dois compradores, tudo o que está neste Termo vale para os dois, que respondem juntos (solidariamente). Este Termo faz parte do contrato acima e não substitui o quadro-resumo. Ele não afasta o direito de arrependimento de 7 dias previsto em lei quando o contrato é assinado em estande de vendas ou fora da sede da vendedora.</w:t>
+        <w:t xml:space="preserve">Havendo dois compradores, os dois respondem juntos (solidariamente) por tudo o que está aqui, e a restrição ou o descumprimento de </w:t>
+      </w:r>
+      <w:r>
+        <w:rPr>
+          <w:rFonts w:ascii="Arial" w:cs="Arial" w:eastAsia="Arial" w:hAnsi="Arial"/>
+          <w:b/>
+          <w:bCs/>
+          <w:color w:val="595959"/>
+          <w:sz w:val="17"/>
+          <w:szCs w:val="17"/>
+        </w:rPr>
+        <w:t xml:space="preserve">qualquer um</w:t>
+      </w:r>
+      <w:r>
+        <w:rPr>
+          <w:rFonts w:ascii="Arial" w:cs="Arial" w:eastAsia="Arial" w:hAnsi="Arial"/>
+          <w:color w:val="595959"/>
+          <w:sz w:val="17"/>
+          <w:szCs w:val="17"/>
+        </w:rPr>
+        <w:t xml:space="preserve"> vale para ambos. Este Termo faz parte do contrato e do quadro-resumo; não afasta o direito de arrependimento de 7 dias previsto em lei para contratos assinados em estande de vendas ou fora da sede da vendedora.</w:t>
       </w:r>
     </w:p>
     <w:p>
@@ -1536,7 +1694,7 @@
           <w:sz w:val="24"/>
           <w:szCs w:val="24"/>
         </w:rPr>
-        <w:t xml:space="preserve">1. Estou ciente de que</w:t>
+        <w:t xml:space="preserve">1. Como o saldo será pago</w:t>
       </w:r>
     </w:p>
     <w:p>
@@ -1555,7 +1713,7 @@
           <w:sz w:val="20"/>
           <w:szCs w:val="20"/>
         </w:rPr>
-        <w:t xml:space="preserve">O saldo do imóvel será pago com </w:t>
+        <w:t xml:space="preserve">Devo pagar o saldo </w:t>
       </w:r>
       <w:r>
         <w:rPr>
@@ -1565,42 +1723,6 @@
           <w:sz w:val="20"/>
           <w:szCs w:val="20"/>
         </w:rPr>
-        <w:t xml:space="preserve">financiamento da Caixa Econômica Federal</w:t>
-      </w:r>
-      <w:r>
-        <w:rPr>
-          <w:rFonts w:ascii="Arial" w:cs="Arial" w:eastAsia="Arial" w:hAnsi="Arial"/>
-          <w:sz w:val="20"/>
-          <w:szCs w:val="20"/>
-        </w:rPr>
-        <w:t xml:space="preserve">, pelo Minha Casa Minha Vida, </w:t>
-      </w:r>
-      <w:r>
-        <w:rPr>
-          <w:rFonts w:ascii="Arial" w:cs="Arial" w:eastAsia="Arial" w:hAnsi="Arial"/>
-          <w:b/>
-          <w:bCs/>
-          <w:sz w:val="20"/>
-          <w:szCs w:val="20"/>
-        </w:rPr>
-        <w:t xml:space="preserve">depois que a obra ficar pronta</w:t>
-      </w:r>
-      <w:r>
-        <w:rPr>
-          <w:rFonts w:ascii="Arial" w:cs="Arial" w:eastAsia="Arial" w:hAnsi="Arial"/>
-          <w:sz w:val="20"/>
-          <w:szCs w:val="20"/>
-        </w:rPr>
-        <w:t xml:space="preserve"> — ou com recursos próprios ou outro banco — </w:t>
-      </w:r>
-      <w:r>
-        <w:rPr>
-          <w:rFonts w:ascii="Arial" w:cs="Arial" w:eastAsia="Arial" w:hAnsi="Arial"/>
-          <w:b/>
-          <w:bCs/>
-          <w:sz w:val="20"/>
-          <w:szCs w:val="20"/>
-        </w:rPr>
         <w:t xml:space="preserve">dentro do prazo acima</w:t>
       </w:r>
       <w:r>
@@ -1609,7 +1731,7 @@
           <w:sz w:val="20"/>
           <w:szCs w:val="20"/>
         </w:rPr>
-        <w:t xml:space="preserve">.</w:t>
+        <w:t xml:space="preserve">, com financiamento que eu obtiver, com FGTS ou com recursos próprios.</w:t>
       </w:r>
     </w:p>
     <w:p>
@@ -1630,15 +1752,15 @@
           <w:sz w:val="20"/>
           <w:szCs w:val="20"/>
         </w:rPr>
-        <w:t xml:space="preserve">Quem aprova o financiamento é só a Caixa</w:t>
-      </w:r>
-      <w:r>
-        <w:rPr>
-          <w:rFonts w:ascii="Arial" w:cs="Arial" w:eastAsia="Arial" w:hAnsi="Arial"/>
-          <w:sz w:val="20"/>
-          <w:szCs w:val="20"/>
-        </w:rPr>
-        <w:t xml:space="preserve">, na data da assinatura. Para isso preciso estar </w:t>
+        <w:t xml:space="preserve">Obter o financiamento é responsabilidade minha.</w:t>
+      </w:r>
+      <w:r>
+        <w:rPr>
+          <w:rFonts w:ascii="Arial" w:cs="Arial" w:eastAsia="Arial" w:hAnsi="Arial"/>
+          <w:sz w:val="20"/>
+          <w:szCs w:val="20"/>
+        </w:rPr>
+        <w:t xml:space="preserve"> A aprovação </w:t>
       </w:r>
       <w:r>
         <w:rPr>
@@ -1648,33 +1770,15 @@
           <w:sz w:val="20"/>
           <w:szCs w:val="20"/>
         </w:rPr>
-        <w:t xml:space="preserve">sem restrições no nome</w:t>
-      </w:r>
-      <w:r>
-        <w:rPr>
-          <w:rFonts w:ascii="Arial" w:cs="Arial" w:eastAsia="Arial" w:hAnsi="Arial"/>
-          <w:sz w:val="20"/>
-          <w:szCs w:val="20"/>
-        </w:rPr>
-        <w:t xml:space="preserve">, com renda compatível e dentro das regras do programa. A vendedora </w:t>
-      </w:r>
-      <w:r>
-        <w:rPr>
-          <w:rFonts w:ascii="Arial" w:cs="Arial" w:eastAsia="Arial" w:hAnsi="Arial"/>
-          <w:b/>
-          <w:bCs/>
-          <w:sz w:val="20"/>
-          <w:szCs w:val="20"/>
-        </w:rPr>
-        <w:t xml:space="preserve">não garante</w:t>
-      </w:r>
-      <w:r>
-        <w:rPr>
-          <w:rFonts w:ascii="Arial" w:cs="Arial" w:eastAsia="Arial" w:hAnsi="Arial"/>
-          <w:sz w:val="20"/>
-          <w:szCs w:val="20"/>
-        </w:rPr>
-        <w:t xml:space="preserve"> a aprovação.</w:t>
+        <w:t xml:space="preserve">não é condição</w:t>
+      </w:r>
+      <w:r>
+        <w:rPr>
+          <w:rFonts w:ascii="Arial" w:cs="Arial" w:eastAsia="Arial" w:hAnsi="Arial"/>
+          <w:sz w:val="20"/>
+          <w:szCs w:val="20"/>
+        </w:rPr>
+        <w:t xml:space="preserve"> deste contrato: se o financiamento não sair, continuo obrigado a pagar o saldo no prazo.</w:t>
       </w:r>
     </w:p>
     <w:p>
@@ -1693,7 +1797,7 @@
           <w:sz w:val="20"/>
           <w:szCs w:val="20"/>
         </w:rPr>
-        <w:t xml:space="preserve">Recebi o </w:t>
+        <w:t xml:space="preserve">Quem aprova é só a Caixa. A vendedora </w:t>
       </w:r>
       <w:r>
         <w:rPr>
@@ -1703,15 +1807,25 @@
           <w:sz w:val="20"/>
           <w:szCs w:val="20"/>
         </w:rPr>
-        <w:t xml:space="preserve">resultado da análise prévia de crédito</w:t>
-      </w:r>
-      <w:r>
-        <w:rPr>
-          <w:rFonts w:ascii="Arial" w:cs="Arial" w:eastAsia="Arial" w:hAnsi="Arial"/>
-          <w:sz w:val="20"/>
-          <w:szCs w:val="20"/>
-        </w:rPr>
-        <w:t xml:space="preserve"> feita em ___/___/______ e a explicação do que pode impedir o financiamento: restrições no nome, novas dívidas e mudança de renda.</w:t>
+        <w:t xml:space="preserve">não garante</w:t>
+      </w:r>
+      <w:r>
+        <w:rPr>
+          <w:rFonts w:ascii="Arial" w:cs="Arial" w:eastAsia="Arial" w:hAnsi="Arial"/>
+          <w:sz w:val="20"/>
+          <w:szCs w:val="20"/>
+        </w:rPr>
+        <w:t xml:space="preserve"> aprovação, valor financiado, subsídio nem taxa de juros. </w:t>
+      </w:r>
+      <w:r>
+        <w:rPr>
+          <w:rFonts w:ascii="Arial" w:cs="Arial" w:eastAsia="Arial" w:hAnsi="Arial"/>
+          <w:b/>
+          <w:bCs/>
+          <w:sz w:val="20"/>
+          <w:szCs w:val="20"/>
+        </w:rPr>
+        <w:t xml:space="preserve">Se o valor aprovado ou o subsídio for menor, pago a diferença no mesmo prazo.</w:t>
       </w:r>
     </w:p>
     <w:p>
@@ -1727,21 +1841,40 @@
       <w:r>
         <w:rPr>
           <w:rFonts w:ascii="Arial" w:cs="Arial" w:eastAsia="Arial" w:hAnsi="Arial"/>
+          <w:sz w:val="20"/>
+          <w:szCs w:val="20"/>
+        </w:rPr>
+        <w:t xml:space="preserve">O prazo só é prorrogado se o atraso for causado </w:t>
+      </w:r>
+      <w:r>
+        <w:rPr>
+          <w:rFonts w:ascii="Arial" w:cs="Arial" w:eastAsia="Arial" w:hAnsi="Arial"/>
           <w:b/>
           <w:bCs/>
           <w:sz w:val="20"/>
           <w:szCs w:val="20"/>
         </w:rPr>
-        <w:t xml:space="preserve">Dívidas com a própria Caixa</w:t>
-      </w:r>
-      <w:r>
-        <w:rPr>
-          <w:rFonts w:ascii="Arial" w:cs="Arial" w:eastAsia="Arial" w:hAnsi="Arial"/>
-          <w:sz w:val="20"/>
-          <w:szCs w:val="20"/>
-        </w:rPr>
-        <w:t xml:space="preserve"> e dívidas de banco registradas no Banco Central podem impedir o financiamento </w:t>
-      </w:r>
+        <w:t xml:space="preserve">exclusivamente</w:t>
+      </w:r>
+      <w:r>
+        <w:rPr>
+          <w:rFonts w:ascii="Arial" w:cs="Arial" w:eastAsia="Arial" w:hAnsi="Arial"/>
+          <w:sz w:val="20"/>
+          <w:szCs w:val="20"/>
+        </w:rPr>
+        <w:t xml:space="preserve"> pela Caixa, pelo cartório ou pela vendedora, estando minha documentação completa e em dia.</w:t>
+      </w:r>
+    </w:p>
+    <w:p>
+      <w:pPr>
+        <w:pStyle w:val="ListParagraph"/>
+        <w:numPr>
+          <w:ilvl w:val="0"/>
+          <w:numId w:val="2"/>
+        </w:numPr>
+        <w:spacing w:after="70" w:before="0" w:line="264"/>
+        <w:jc w:val="left"/>
+      </w:pPr>
       <w:r>
         <w:rPr>
           <w:rFonts w:ascii="Arial" w:cs="Arial" w:eastAsia="Arial" w:hAnsi="Arial"/>
@@ -1750,15 +1883,15 @@
           <w:sz w:val="20"/>
           <w:szCs w:val="20"/>
         </w:rPr>
-        <w:t xml:space="preserve">mesmo depois de pagas</w:t>
-      </w:r>
-      <w:r>
-        <w:rPr>
-          <w:rFonts w:ascii="Arial" w:cs="Arial" w:eastAsia="Arial" w:hAnsi="Arial"/>
-          <w:sz w:val="20"/>
-          <w:szCs w:val="20"/>
-        </w:rPr>
-        <w:t xml:space="preserve">.</w:t>
+        <w:t xml:space="preserve">As chaves só são entregues depois de assinado o financiamento ou pago o saldo.</w:t>
+      </w:r>
+      <w:r>
+        <w:rPr>
+          <w:rFonts w:ascii="Arial" w:cs="Arial" w:eastAsia="Arial" w:hAnsi="Arial"/>
+          <w:sz w:val="20"/>
+          <w:szCs w:val="20"/>
+        </w:rPr>
+        <w:t xml:space="preserve"> Até o pagamento, o saldo é corrigido como prevê o contrato.</w:t>
       </w:r>
     </w:p>
     <w:p>
@@ -1778,7 +1911,561 @@
           <w:sz w:val="24"/>
           <w:szCs w:val="24"/>
         </w:rPr>
-        <w:t xml:space="preserve">2. Minhas dívidas hoje</w:t>
+        <w:t xml:space="preserve">2. O que me foi explicado antes de assinar</w:t>
+      </w:r>
+    </w:p>
+    <w:tbl>
+      <w:tblPr>
+        <w:tblW w:type="dxa" w:w="10206"/>
+        <w:tblBorders>
+          <w:top w:val="single" w:color="auto" w:sz="4"/>
+          <w:left w:val="single" w:color="auto" w:sz="4"/>
+          <w:bottom w:val="single" w:color="auto" w:sz="4"/>
+          <w:right w:val="single" w:color="auto" w:sz="4"/>
+          <w:insideH w:val="single" w:color="auto" w:sz="4"/>
+          <w:insideV w:val="single" w:color="auto" w:sz="4"/>
+        </w:tblBorders>
+      </w:tblPr>
+      <w:tblGrid>
+        <w:gridCol w:w="8777"/>
+        <w:gridCol w:w="1429"/>
+      </w:tblGrid>
+      <w:tr>
+        <w:trPr>
+          <w:tblHeader/>
+        </w:trPr>
+        <w:tc>
+          <w:tcPr>
+            <w:tcW w:type="dxa" w:w="8777"/>
+            <w:tcBorders>
+              <w:top w:val="single" w:color="BFBFBF" w:sz="4"/>
+              <w:left w:val="single" w:color="BFBFBF" w:sz="4"/>
+              <w:bottom w:val="single" w:color="BFBFBF" w:sz="4"/>
+              <w:right w:val="single" w:color="BFBFBF" w:sz="4"/>
+            </w:tcBorders>
+            <w:shd w:fill="1F3864" w:color="auto" w:val="clear"/>
+            <w:tcMar>
+              <w:top w:type="dxa" w:w="80"/>
+              <w:left w:type="dxa" w:w="120"/>
+              <w:bottom w:type="dxa" w:w="80"/>
+              <w:right w:type="dxa" w:w="120"/>
+            </w:tcMar>
+            <w:vAlign w:val="top"/>
+          </w:tcPr>
+          <w:p>
+            <w:pPr>
+              <w:spacing w:after="0" w:before="0" w:line="264"/>
+              <w:jc w:val="left"/>
+            </w:pPr>
+            <w:r>
+              <w:rPr>
+                <w:rFonts w:ascii="Arial" w:cs="Arial" w:eastAsia="Arial" w:hAnsi="Arial"/>
+                <w:b/>
+                <w:bCs/>
+                <w:color w:val="FFFFFF"/>
+                <w:sz w:val="18"/>
+                <w:szCs w:val="18"/>
+              </w:rPr>
+              <w:t xml:space="preserve">Declaro que me foi explicado e entendi</w:t>
+            </w:r>
+          </w:p>
+        </w:tc>
+        <w:tc>
+          <w:tcPr>
+            <w:tcW w:type="dxa" w:w="1429"/>
+            <w:tcBorders>
+              <w:top w:val="single" w:color="BFBFBF" w:sz="4"/>
+              <w:left w:val="single" w:color="BFBFBF" w:sz="4"/>
+              <w:bottom w:val="single" w:color="BFBFBF" w:sz="4"/>
+              <w:right w:val="single" w:color="BFBFBF" w:sz="4"/>
+            </w:tcBorders>
+            <w:shd w:fill="1F3864" w:color="auto" w:val="clear"/>
+            <w:tcMar>
+              <w:top w:type="dxa" w:w="80"/>
+              <w:left w:type="dxa" w:w="120"/>
+              <w:bottom w:type="dxa" w:w="80"/>
+              <w:right w:type="dxa" w:w="120"/>
+            </w:tcMar>
+            <w:vAlign w:val="top"/>
+          </w:tcPr>
+          <w:p>
+            <w:pPr>
+              <w:spacing w:after="0" w:before="0" w:line="264"/>
+              <w:jc w:val="left"/>
+            </w:pPr>
+            <w:r>
+              <w:rPr>
+                <w:rFonts w:ascii="Arial" w:cs="Arial" w:eastAsia="Arial" w:hAnsi="Arial"/>
+                <w:b/>
+                <w:bCs/>
+                <w:color w:val="FFFFFF"/>
+                <w:sz w:val="18"/>
+                <w:szCs w:val="18"/>
+              </w:rPr>
+              <w:t xml:space="preserve">Rubrica</w:t>
+            </w:r>
+          </w:p>
+        </w:tc>
+      </w:tr>
+      <w:tr>
+        <w:trPr>
+          <w:cantSplit/>
+        </w:trPr>
+        <w:tc>
+          <w:tcPr>
+            <w:tcW w:type="dxa" w:w="8777"/>
+            <w:tcBorders>
+              <w:top w:val="single" w:color="BFBFBF" w:sz="4"/>
+              <w:left w:val="single" w:color="BFBFBF" w:sz="4"/>
+              <w:bottom w:val="single" w:color="BFBFBF" w:sz="4"/>
+              <w:right w:val="single" w:color="BFBFBF" w:sz="4"/>
+            </w:tcBorders>
+            <w:tcMar>
+              <w:top w:type="dxa" w:w="80"/>
+              <w:left w:type="dxa" w:w="120"/>
+              <w:bottom w:type="dxa" w:w="80"/>
+              <w:right w:type="dxa" w:w="120"/>
+            </w:tcMar>
+            <w:vAlign w:val="top"/>
+          </w:tcPr>
+          <w:p>
+            <w:pPr>
+              <w:spacing w:after="20" w:before="0" w:line="264"/>
+              <w:jc w:val="left"/>
+            </w:pPr>
+            <w:r>
+              <w:rPr>
+                <w:rFonts w:ascii="Arial" w:cs="Arial" w:eastAsia="Arial" w:hAnsi="Arial"/>
+                <w:sz w:val="18"/>
+                <w:szCs w:val="18"/>
+              </w:rPr>
+              <w:t xml:space="preserve">O resultado da </w:t>
+            </w:r>
+            <w:r>
+              <w:rPr>
+                <w:rFonts w:ascii="Arial" w:cs="Arial" w:eastAsia="Arial" w:hAnsi="Arial"/>
+                <w:b/>
+                <w:bCs/>
+                <w:sz w:val="18"/>
+                <w:szCs w:val="18"/>
+              </w:rPr>
+              <w:t xml:space="preserve">análise prévia de crédito</w:t>
+            </w:r>
+            <w:r>
+              <w:rPr>
+                <w:rFonts w:ascii="Arial" w:cs="Arial" w:eastAsia="Arial" w:hAnsi="Arial"/>
+                <w:sz w:val="18"/>
+                <w:szCs w:val="18"/>
+              </w:rPr>
+              <w:t xml:space="preserve"> de ___/___/______, com valor estimado de R$ ______________ — é só uma estimativa e pode mudar.</w:t>
+            </w:r>
+          </w:p>
+        </w:tc>
+        <w:tc>
+          <w:tcPr>
+            <w:tcW w:type="dxa" w:w="1429"/>
+            <w:tcBorders>
+              <w:top w:val="single" w:color="BFBFBF" w:sz="4"/>
+              <w:left w:val="single" w:color="BFBFBF" w:sz="4"/>
+              <w:bottom w:val="single" w:color="BFBFBF" w:sz="4"/>
+              <w:right w:val="single" w:color="BFBFBF" w:sz="4"/>
+            </w:tcBorders>
+            <w:tcMar>
+              <w:top w:type="dxa" w:w="80"/>
+              <w:left w:type="dxa" w:w="120"/>
+              <w:bottom w:type="dxa" w:w="80"/>
+              <w:right w:type="dxa" w:w="120"/>
+            </w:tcMar>
+            <w:vAlign w:val="top"/>
+          </w:tcPr>
+          <w:p>
+            <w:pPr>
+              <w:spacing w:after="20" w:before="0" w:line="264"/>
+              <w:jc w:val="left"/>
+            </w:pPr>
+            <w:r>
+              <w:rPr>
+                <w:rFonts w:ascii="Arial" w:cs="Arial" w:eastAsia="Arial" w:hAnsi="Arial"/>
+                <w:sz w:val="18"/>
+                <w:szCs w:val="18"/>
+              </w:rPr>
+              <w:t xml:space="preserve"> </w:t>
+            </w:r>
+          </w:p>
+        </w:tc>
+      </w:tr>
+      <w:tr>
+        <w:trPr>
+          <w:cantSplit/>
+        </w:trPr>
+        <w:tc>
+          <w:tcPr>
+            <w:tcW w:type="dxa" w:w="8777"/>
+            <w:tcBorders>
+              <w:top w:val="single" w:color="BFBFBF" w:sz="4"/>
+              <w:left w:val="single" w:color="BFBFBF" w:sz="4"/>
+              <w:bottom w:val="single" w:color="BFBFBF" w:sz="4"/>
+              <w:right w:val="single" w:color="BFBFBF" w:sz="4"/>
+            </w:tcBorders>
+            <w:tcMar>
+              <w:top w:type="dxa" w:w="80"/>
+              <w:left w:type="dxa" w:w="120"/>
+              <w:bottom w:type="dxa" w:w="80"/>
+              <w:right w:type="dxa" w:w="120"/>
+            </w:tcMar>
+            <w:vAlign w:val="top"/>
+          </w:tcPr>
+          <w:p>
+            <w:pPr>
+              <w:spacing w:after="20" w:before="0" w:line="264"/>
+              <w:jc w:val="left"/>
+            </w:pPr>
+            <w:r>
+              <w:rPr>
+                <w:rFonts w:ascii="Arial" w:cs="Arial" w:eastAsia="Arial" w:hAnsi="Arial"/>
+                <w:sz w:val="18"/>
+                <w:szCs w:val="18"/>
+              </w:rPr>
+              <w:t xml:space="preserve">Restrição no nome, dívida com a Caixa, nova dívida ou queda de renda podem </w:t>
+            </w:r>
+            <w:r>
+              <w:rPr>
+                <w:rFonts w:ascii="Arial" w:cs="Arial" w:eastAsia="Arial" w:hAnsi="Arial"/>
+                <w:b/>
+                <w:bCs/>
+                <w:sz w:val="18"/>
+                <w:szCs w:val="18"/>
+              </w:rPr>
+              <w:t xml:space="preserve">impedir o financiamento</w:t>
+            </w:r>
+            <w:r>
+              <w:rPr>
+                <w:rFonts w:ascii="Arial" w:cs="Arial" w:eastAsia="Arial" w:hAnsi="Arial"/>
+                <w:sz w:val="18"/>
+                <w:szCs w:val="18"/>
+              </w:rPr>
+              <w:t xml:space="preserve">, algumas mesmo depois de pagas.</w:t>
+            </w:r>
+          </w:p>
+        </w:tc>
+        <w:tc>
+          <w:tcPr>
+            <w:tcW w:type="dxa" w:w="1429"/>
+            <w:tcBorders>
+              <w:top w:val="single" w:color="BFBFBF" w:sz="4"/>
+              <w:left w:val="single" w:color="BFBFBF" w:sz="4"/>
+              <w:bottom w:val="single" w:color="BFBFBF" w:sz="4"/>
+              <w:right w:val="single" w:color="BFBFBF" w:sz="4"/>
+            </w:tcBorders>
+            <w:tcMar>
+              <w:top w:type="dxa" w:w="80"/>
+              <w:left w:type="dxa" w:w="120"/>
+              <w:bottom w:type="dxa" w:w="80"/>
+              <w:right w:type="dxa" w:w="120"/>
+            </w:tcMar>
+            <w:vAlign w:val="top"/>
+          </w:tcPr>
+          <w:p>
+            <w:pPr>
+              <w:spacing w:after="20" w:before="0" w:line="264"/>
+              <w:jc w:val="left"/>
+            </w:pPr>
+            <w:r>
+              <w:rPr>
+                <w:rFonts w:ascii="Arial" w:cs="Arial" w:eastAsia="Arial" w:hAnsi="Arial"/>
+                <w:sz w:val="18"/>
+                <w:szCs w:val="18"/>
+              </w:rPr>
+              <w:t xml:space="preserve"> </w:t>
+            </w:r>
+          </w:p>
+        </w:tc>
+      </w:tr>
+      <w:tr>
+        <w:trPr>
+          <w:cantSplit/>
+        </w:trPr>
+        <w:tc>
+          <w:tcPr>
+            <w:tcW w:type="dxa" w:w="8777"/>
+            <w:tcBorders>
+              <w:top w:val="single" w:color="BFBFBF" w:sz="4"/>
+              <w:left w:val="single" w:color="BFBFBF" w:sz="4"/>
+              <w:bottom w:val="single" w:color="BFBFBF" w:sz="4"/>
+              <w:right w:val="single" w:color="BFBFBF" w:sz="4"/>
+            </w:tcBorders>
+            <w:tcMar>
+              <w:top w:type="dxa" w:w="80"/>
+              <w:left w:type="dxa" w:w="120"/>
+              <w:bottom w:type="dxa" w:w="80"/>
+              <w:right w:type="dxa" w:w="120"/>
+            </w:tcMar>
+            <w:vAlign w:val="top"/>
+          </w:tcPr>
+          <w:p>
+            <w:pPr>
+              <w:spacing w:after="20" w:before="0" w:line="264"/>
+              <w:jc w:val="left"/>
+            </w:pPr>
+            <w:r>
+              <w:rPr>
+                <w:rFonts w:ascii="Arial" w:cs="Arial" w:eastAsia="Arial" w:hAnsi="Arial"/>
+                <w:sz w:val="18"/>
+                <w:szCs w:val="18"/>
+              </w:rPr>
+              <w:t xml:space="preserve">As regras, os valores e os subsídios do Minha Casa Minha Vida </w:t>
+            </w:r>
+            <w:r>
+              <w:rPr>
+                <w:rFonts w:ascii="Arial" w:cs="Arial" w:eastAsia="Arial" w:hAnsi="Arial"/>
+                <w:b/>
+                <w:bCs/>
+                <w:sz w:val="18"/>
+                <w:szCs w:val="18"/>
+              </w:rPr>
+              <w:t xml:space="preserve">podem mudar</w:t>
+            </w:r>
+            <w:r>
+              <w:rPr>
+                <w:rFonts w:ascii="Arial" w:cs="Arial" w:eastAsia="Arial" w:hAnsi="Arial"/>
+                <w:sz w:val="18"/>
+                <w:szCs w:val="18"/>
+              </w:rPr>
+              <w:t xml:space="preserve"> até a data do financiamento.</w:t>
+            </w:r>
+          </w:p>
+        </w:tc>
+        <w:tc>
+          <w:tcPr>
+            <w:tcW w:type="dxa" w:w="1429"/>
+            <w:tcBorders>
+              <w:top w:val="single" w:color="BFBFBF" w:sz="4"/>
+              <w:left w:val="single" w:color="BFBFBF" w:sz="4"/>
+              <w:bottom w:val="single" w:color="BFBFBF" w:sz="4"/>
+              <w:right w:val="single" w:color="BFBFBF" w:sz="4"/>
+            </w:tcBorders>
+            <w:tcMar>
+              <w:top w:type="dxa" w:w="80"/>
+              <w:left w:type="dxa" w:w="120"/>
+              <w:bottom w:type="dxa" w:w="80"/>
+              <w:right w:type="dxa" w:w="120"/>
+            </w:tcMar>
+            <w:vAlign w:val="top"/>
+          </w:tcPr>
+          <w:p>
+            <w:pPr>
+              <w:spacing w:after="20" w:before="0" w:line="264"/>
+              <w:jc w:val="left"/>
+            </w:pPr>
+            <w:r>
+              <w:rPr>
+                <w:rFonts w:ascii="Arial" w:cs="Arial" w:eastAsia="Arial" w:hAnsi="Arial"/>
+                <w:sz w:val="18"/>
+                <w:szCs w:val="18"/>
+              </w:rPr>
+              <w:t xml:space="preserve"> </w:t>
+            </w:r>
+          </w:p>
+        </w:tc>
+      </w:tr>
+      <w:tr>
+        <w:trPr>
+          <w:cantSplit/>
+        </w:trPr>
+        <w:tc>
+          <w:tcPr>
+            <w:tcW w:type="dxa" w:w="8777"/>
+            <w:tcBorders>
+              <w:top w:val="single" w:color="BFBFBF" w:sz="4"/>
+              <w:left w:val="single" w:color="BFBFBF" w:sz="4"/>
+              <w:bottom w:val="single" w:color="BFBFBF" w:sz="4"/>
+              <w:right w:val="single" w:color="BFBFBF" w:sz="4"/>
+            </w:tcBorders>
+            <w:tcMar>
+              <w:top w:type="dxa" w:w="80"/>
+              <w:left w:type="dxa" w:w="120"/>
+              <w:bottom w:type="dxa" w:w="80"/>
+              <w:right w:type="dxa" w:w="120"/>
+            </w:tcMar>
+            <w:vAlign w:val="top"/>
+          </w:tcPr>
+          <w:p>
+            <w:pPr>
+              <w:spacing w:after="20" w:before="0" w:line="264"/>
+              <w:jc w:val="left"/>
+            </w:pPr>
+            <w:r>
+              <w:rPr>
+                <w:rFonts w:ascii="Arial" w:cs="Arial" w:eastAsia="Arial" w:hAnsi="Arial"/>
+                <w:sz w:val="18"/>
+                <w:szCs w:val="18"/>
+              </w:rPr>
+              <w:t xml:space="preserve">Se o saldo não for pago por </w:t>
+            </w:r>
+            <w:r>
+              <w:rPr>
+                <w:rFonts w:ascii="Arial" w:cs="Arial" w:eastAsia="Arial" w:hAnsi="Arial"/>
+                <w:b/>
+                <w:bCs/>
+                <w:sz w:val="18"/>
+                <w:szCs w:val="18"/>
+              </w:rPr>
+              <w:t xml:space="preserve">motivo ligado a mim</w:t>
+            </w:r>
+            <w:r>
+              <w:rPr>
+                <w:rFonts w:ascii="Arial" w:cs="Arial" w:eastAsia="Arial" w:hAnsi="Arial"/>
+                <w:sz w:val="18"/>
+                <w:szCs w:val="18"/>
+              </w:rPr>
+              <w:t xml:space="preserve">, o contrato pode ser desfeito com as </w:t>
+            </w:r>
+            <w:r>
+              <w:rPr>
+                <w:rFonts w:ascii="Arial" w:cs="Arial" w:eastAsia="Arial" w:hAnsi="Arial"/>
+                <w:b/>
+                <w:bCs/>
+                <w:sz w:val="18"/>
+                <w:szCs w:val="18"/>
+              </w:rPr>
+              <w:t xml:space="preserve">deduções do quadro-resumo</w:t>
+            </w:r>
+            <w:r>
+              <w:rPr>
+                <w:rFonts w:ascii="Arial" w:cs="Arial" w:eastAsia="Arial" w:hAnsi="Arial"/>
+                <w:sz w:val="18"/>
+                <w:szCs w:val="18"/>
+              </w:rPr>
+              <w:t xml:space="preserve">.</w:t>
+            </w:r>
+          </w:p>
+        </w:tc>
+        <w:tc>
+          <w:tcPr>
+            <w:tcW w:type="dxa" w:w="1429"/>
+            <w:tcBorders>
+              <w:top w:val="single" w:color="BFBFBF" w:sz="4"/>
+              <w:left w:val="single" w:color="BFBFBF" w:sz="4"/>
+              <w:bottom w:val="single" w:color="BFBFBF" w:sz="4"/>
+              <w:right w:val="single" w:color="BFBFBF" w:sz="4"/>
+            </w:tcBorders>
+            <w:tcMar>
+              <w:top w:type="dxa" w:w="80"/>
+              <w:left w:type="dxa" w:w="120"/>
+              <w:bottom w:type="dxa" w:w="80"/>
+              <w:right w:type="dxa" w:w="120"/>
+            </w:tcMar>
+            <w:vAlign w:val="top"/>
+          </w:tcPr>
+          <w:p>
+            <w:pPr>
+              <w:spacing w:after="20" w:before="0" w:line="264"/>
+              <w:jc w:val="left"/>
+            </w:pPr>
+            <w:r>
+              <w:rPr>
+                <w:rFonts w:ascii="Arial" w:cs="Arial" w:eastAsia="Arial" w:hAnsi="Arial"/>
+                <w:sz w:val="18"/>
+                <w:szCs w:val="18"/>
+              </w:rPr>
+              <w:t xml:space="preserve"> </w:t>
+            </w:r>
+          </w:p>
+        </w:tc>
+      </w:tr>
+      <w:tr>
+        <w:trPr>
+          <w:cantSplit/>
+        </w:trPr>
+        <w:tc>
+          <w:tcPr>
+            <w:tcW w:type="dxa" w:w="8777"/>
+            <w:tcBorders>
+              <w:top w:val="single" w:color="BFBFBF" w:sz="4"/>
+              <w:left w:val="single" w:color="BFBFBF" w:sz="4"/>
+              <w:bottom w:val="single" w:color="BFBFBF" w:sz="4"/>
+              <w:right w:val="single" w:color="BFBFBF" w:sz="4"/>
+            </w:tcBorders>
+            <w:tcMar>
+              <w:top w:type="dxa" w:w="80"/>
+              <w:left w:type="dxa" w:w="120"/>
+              <w:bottom w:type="dxa" w:w="80"/>
+              <w:right w:type="dxa" w:w="120"/>
+            </w:tcMar>
+            <w:vAlign w:val="top"/>
+          </w:tcPr>
+          <w:p>
+            <w:pPr>
+              <w:spacing w:after="20" w:before="0" w:line="264"/>
+              <w:jc w:val="left"/>
+            </w:pPr>
+            <w:r>
+              <w:rPr>
+                <w:rFonts w:ascii="Arial" w:cs="Arial" w:eastAsia="Arial" w:hAnsi="Arial"/>
+                <w:sz w:val="18"/>
+                <w:szCs w:val="18"/>
+              </w:rPr>
+              <w:t xml:space="preserve">Recebi cópia do contrato, do quadro-resumo e deste Termo, e tive tempo para ler e tirar dúvidas.</w:t>
+            </w:r>
+          </w:p>
+        </w:tc>
+        <w:tc>
+          <w:tcPr>
+            <w:tcW w:type="dxa" w:w="1429"/>
+            <w:tcBorders>
+              <w:top w:val="single" w:color="BFBFBF" w:sz="4"/>
+              <w:left w:val="single" w:color="BFBFBF" w:sz="4"/>
+              <w:bottom w:val="single" w:color="BFBFBF" w:sz="4"/>
+              <w:right w:val="single" w:color="BFBFBF" w:sz="4"/>
+            </w:tcBorders>
+            <w:tcMar>
+              <w:top w:type="dxa" w:w="80"/>
+              <w:left w:type="dxa" w:w="120"/>
+              <w:bottom w:type="dxa" w:w="80"/>
+              <w:right w:type="dxa" w:w="120"/>
+            </w:tcMar>
+            <w:vAlign w:val="top"/>
+          </w:tcPr>
+          <w:p>
+            <w:pPr>
+              <w:spacing w:after="20" w:before="0" w:line="264"/>
+              <w:jc w:val="left"/>
+            </w:pPr>
+            <w:r>
+              <w:rPr>
+                <w:rFonts w:ascii="Arial" w:cs="Arial" w:eastAsia="Arial" w:hAnsi="Arial"/>
+                <w:sz w:val="18"/>
+                <w:szCs w:val="18"/>
+              </w:rPr>
+              <w:t xml:space="preserve"> </w:t>
+            </w:r>
+          </w:p>
+        </w:tc>
+      </w:tr>
+    </w:tbl>
+    <w:p>
+      <w:pPr>
+        <w:spacing w:after="120"/>
+      </w:pPr>
+    </w:p>
+    <w:p>
+      <w:pPr>
+        <w:keepNext/>
+        <w:pBdr>
+          <w:bottom w:val="single" w:color="1F3864" w:sz="8"/>
+        </w:pBdr>
+        <w:spacing w:after="100" w:before="240"/>
+      </w:pPr>
+      <w:r>
+        <w:rPr>
+          <w:rFonts w:ascii="Arial" w:cs="Arial" w:eastAsia="Arial" w:hAnsi="Arial"/>
+          <w:b/>
+          <w:bCs/>
+          <w:color w:val="1F3864"/>
+          <w:sz w:val="24"/>
+          <w:szCs w:val="24"/>
+        </w:rPr>
+        <w:t xml:space="preserve">3. Declarações (sob as penas da lei)</w:t>
       </w:r>
     </w:p>
     <w:p>
@@ -2552,17 +3239,106 @@
     </w:p>
     <w:p>
       <w:pPr>
-        <w:spacing w:after="100" w:before="0" w:line="264"/>
+        <w:pStyle w:val="ListParagraph"/>
+        <w:numPr>
+          <w:ilvl w:val="0"/>
+          <w:numId w:val="3"/>
+        </w:numPr>
+        <w:spacing w:after="50" w:before="0" w:line="264"/>
         <w:jc w:val="left"/>
       </w:pPr>
       <w:r>
         <w:rPr>
           <w:rFonts w:ascii="Arial" w:cs="Arial" w:eastAsia="Arial" w:hAnsi="Arial"/>
-          <w:color w:val="595959"/>
-          <w:sz w:val="17"/>
-          <w:szCs w:val="17"/>
-        </w:rPr>
-        <w:t xml:space="preserve">Tipo: negativação (Serasa/SPC), protesto, banco, cheque ou governo.</w:t>
+          <w:sz w:val="20"/>
+          <w:szCs w:val="20"/>
+        </w:rPr>
+        <w:t xml:space="preserve">Não tenho imóvel residencial nem financiamento habitacional, e nunca tive financiamento pelo Sistema Financeiro da Habitação.</w:t>
+      </w:r>
+    </w:p>
+    <w:p>
+      <w:pPr>
+        <w:pStyle w:val="ListParagraph"/>
+        <w:numPr>
+          <w:ilvl w:val="0"/>
+          <w:numId w:val="3"/>
+        </w:numPr>
+        <w:spacing w:after="50" w:before="0" w:line="264"/>
+        <w:jc w:val="left"/>
+      </w:pPr>
+      <w:r>
+        <w:rPr>
+          <w:rFonts w:ascii="Arial" w:cs="Arial" w:eastAsia="Arial" w:hAnsi="Arial"/>
+          <w:sz w:val="20"/>
+          <w:szCs w:val="20"/>
+        </w:rPr>
+        <w:t xml:space="preserve">Não tenho dívida, acordo ou atraso com a Caixa, salvo o que listei acima.</w:t>
+      </w:r>
+    </w:p>
+    <w:p>
+      <w:pPr>
+        <w:pStyle w:val="ListParagraph"/>
+        <w:numPr>
+          <w:ilvl w:val="0"/>
+          <w:numId w:val="3"/>
+        </w:numPr>
+        <w:spacing w:after="50" w:before="0" w:line="264"/>
+        <w:jc w:val="left"/>
+      </w:pPr>
+      <w:r>
+        <w:rPr>
+          <w:rFonts w:ascii="Arial" w:cs="Arial" w:eastAsia="Arial" w:hAnsi="Arial"/>
+          <w:sz w:val="20"/>
+          <w:szCs w:val="20"/>
+        </w:rPr>
+        <w:t xml:space="preserve">A renda informada e os documentos que entreguei são </w:t>
+      </w:r>
+      <w:r>
+        <w:rPr>
+          <w:rFonts w:ascii="Arial" w:cs="Arial" w:eastAsia="Arial" w:hAnsi="Arial"/>
+          <w:b/>
+          <w:bCs/>
+          <w:sz w:val="20"/>
+          <w:szCs w:val="20"/>
+        </w:rPr>
+        <w:t xml:space="preserve">verdadeiros</w:t>
+      </w:r>
+      <w:r>
+        <w:rPr>
+          <w:rFonts w:ascii="Arial" w:cs="Arial" w:eastAsia="Arial" w:hAnsi="Arial"/>
+          <w:sz w:val="20"/>
+          <w:szCs w:val="20"/>
+        </w:rPr>
+        <w:t xml:space="preserve">.</w:t>
+      </w:r>
+    </w:p>
+    <w:p>
+      <w:pPr>
+        <w:pStyle w:val="ListParagraph"/>
+        <w:numPr>
+          <w:ilvl w:val="0"/>
+          <w:numId w:val="3"/>
+        </w:numPr>
+        <w:spacing w:after="50" w:before="0" w:line="264"/>
+        <w:jc w:val="left"/>
+      </w:pPr>
+      <w:r>
+        <w:rPr>
+          <w:rFonts w:ascii="Arial" w:cs="Arial" w:eastAsia="Arial" w:hAnsi="Arial"/>
+          <w:b/>
+          <w:bCs/>
+          <w:sz w:val="20"/>
+          <w:szCs w:val="20"/>
+        </w:rPr>
+        <w:t xml:space="preserve">Informação falsa ou omitida</w:t>
+      </w:r>
+      <w:r>
+        <w:rPr>
+          <w:rFonts w:ascii="Arial" w:cs="Arial" w:eastAsia="Arial" w:hAnsi="Arial"/>
+          <w:sz w:val="20"/>
+          <w:szCs w:val="20"/>
+        </w:rPr>
+        <w:t xml:space="preserve"> é descumprimento grave deste Termo.</w:t>
       </w:r>
     </w:p>
     <w:p>
@@ -2582,7 +3358,7 @@
           <w:sz w:val="24"/>
           <w:szCs w:val="24"/>
         </w:rPr>
-        <w:t xml:space="preserve">3. Eu me comprometo a</w:t>
+        <w:t xml:space="preserve">4. Minhas obrigações até assinar o financiamento</w:t>
       </w:r>
     </w:p>
     <w:p>
@@ -2590,7 +3366,7 @@
         <w:pStyle w:val="ListParagraph"/>
         <w:numPr>
           <w:ilvl w:val="0"/>
-          <w:numId w:val="3"/>
+          <w:numId w:val="4"/>
         </w:numPr>
         <w:spacing w:after="70" w:before="0" w:line="264"/>
         <w:jc w:val="left"/>
@@ -2603,15 +3379,15 @@
           <w:sz w:val="20"/>
           <w:szCs w:val="20"/>
         </w:rPr>
-        <w:t xml:space="preserve">Limpar as dívidas acima até a data indicada</w:t>
-      </w:r>
-      <w:r>
-        <w:rPr>
-          <w:rFonts w:ascii="Arial" w:cs="Arial" w:eastAsia="Arial" w:hAnsi="Arial"/>
-          <w:sz w:val="20"/>
-          <w:szCs w:val="20"/>
-        </w:rPr>
-        <w:t xml:space="preserve"> e entregar o comprovante de pagamento e da baixa.</w:t>
+        <w:t xml:space="preserve">Limpar as dívidas listadas até a data de cada uma</w:t>
+      </w:r>
+      <w:r>
+        <w:rPr>
+          <w:rFonts w:ascii="Arial" w:cs="Arial" w:eastAsia="Arial" w:hAnsi="Arial"/>
+          <w:sz w:val="20"/>
+          <w:szCs w:val="20"/>
+        </w:rPr>
+        <w:t xml:space="preserve"> e entregar o comprovante de pagamento e da baixa em até 5 dias úteis.</w:t>
       </w:r>
     </w:p>
     <w:p>
@@ -2619,7 +3395,7 @@
         <w:pStyle w:val="ListParagraph"/>
         <w:numPr>
           <w:ilvl w:val="0"/>
-          <w:numId w:val="3"/>
+          <w:numId w:val="4"/>
         </w:numPr>
         <w:spacing w:after="70" w:before="0" w:line="264"/>
         <w:jc w:val="left"/>
@@ -2632,15 +3408,15 @@
           <w:sz w:val="20"/>
           <w:szCs w:val="20"/>
         </w:rPr>
-        <w:t xml:space="preserve">Manter o nome limpo</w:t>
-      </w:r>
-      <w:r>
-        <w:rPr>
-          <w:rFonts w:ascii="Arial" w:cs="Arial" w:eastAsia="Arial" w:hAnsi="Arial"/>
-          <w:sz w:val="20"/>
-          <w:szCs w:val="20"/>
-        </w:rPr>
-        <w:t xml:space="preserve"> até assinar o financiamento.</w:t>
+        <w:t xml:space="preserve">Manter o nome sem restrições</w:t>
+      </w:r>
+      <w:r>
+        <w:rPr>
+          <w:rFonts w:ascii="Arial" w:cs="Arial" w:eastAsia="Arial" w:hAnsi="Arial"/>
+          <w:sz w:val="20"/>
+          <w:szCs w:val="20"/>
+        </w:rPr>
+        <w:t xml:space="preserve"> em birôs de crédito, cartórios de protesto, Banco Central (SCR), CADIN, Receita Federal e Caixa.</w:t>
       </w:r>
     </w:p>
     <w:p>
@@ -2648,7 +3424,7 @@
         <w:pStyle w:val="ListParagraph"/>
         <w:numPr>
           <w:ilvl w:val="0"/>
-          <w:numId w:val="3"/>
+          <w:numId w:val="4"/>
         </w:numPr>
         <w:spacing w:after="70" w:before="0" w:line="264"/>
         <w:jc w:val="left"/>
@@ -2661,15 +3437,15 @@
           <w:sz w:val="20"/>
           <w:szCs w:val="20"/>
         </w:rPr>
-        <w:t xml:space="preserve">Avisar em até 15 dias</w:t>
-      </w:r>
-      <w:r>
-        <w:rPr>
-          <w:rFonts w:ascii="Arial" w:cs="Arial" w:eastAsia="Arial" w:hAnsi="Arial"/>
-          <w:sz w:val="20"/>
-          <w:szCs w:val="20"/>
-        </w:rPr>
-        <w:t xml:space="preserve"> se fizer nova dívida (empréstimo, financiamento, crediário, cartão) ou for fiador — sabendo que isso pode </w:t>
+        <w:t xml:space="preserve">Não fazer</w:t>
+      </w:r>
+      <w:r>
+        <w:rPr>
+          <w:rFonts w:ascii="Arial" w:cs="Arial" w:eastAsia="Arial" w:hAnsi="Arial"/>
+          <w:sz w:val="20"/>
+          <w:szCs w:val="20"/>
+        </w:rPr>
+        <w:t xml:space="preserve"> empréstimo, financiamento, crediário ou cartão novo, nem ser fiador ou avalista, </w:t>
       </w:r>
       <w:r>
         <w:rPr>
@@ -2679,15 +3455,15 @@
           <w:sz w:val="20"/>
           <w:szCs w:val="20"/>
         </w:rPr>
-        <w:t xml:space="preserve">reduzir ou impedir</w:t>
-      </w:r>
-      <w:r>
-        <w:rPr>
-          <w:rFonts w:ascii="Arial" w:cs="Arial" w:eastAsia="Arial" w:hAnsi="Arial"/>
-          <w:sz w:val="20"/>
-          <w:szCs w:val="20"/>
-        </w:rPr>
-        <w:t xml:space="preserve"> o financiamento.</w:t>
+        <w:t xml:space="preserve">sem avisar antes, por escrito</w:t>
+      </w:r>
+      <w:r>
+        <w:rPr>
+          <w:rFonts w:ascii="Arial" w:cs="Arial" w:eastAsia="Arial" w:hAnsi="Arial"/>
+          <w:sz w:val="20"/>
+          <w:szCs w:val="20"/>
+        </w:rPr>
+        <w:t xml:space="preserve">. Nova dívida que reduza ou impeça o financiamento é de minha responsabilidade.</w:t>
       </w:r>
     </w:p>
     <w:p>
@@ -2695,7 +3471,7 @@
         <w:pStyle w:val="ListParagraph"/>
         <w:numPr>
           <w:ilvl w:val="0"/>
-          <w:numId w:val="3"/>
+          <w:numId w:val="4"/>
         </w:numPr>
         <w:spacing w:after="70" w:before="0" w:line="264"/>
         <w:jc w:val="left"/>
@@ -2710,13 +3486,21 @@
         </w:rPr>
         <w:t xml:space="preserve">Pagar a entrada em dia.</w:t>
       </w:r>
+      <w:r>
+        <w:rPr>
+          <w:rFonts w:ascii="Arial" w:cs="Arial" w:eastAsia="Arial" w:hAnsi="Arial"/>
+          <w:sz w:val="20"/>
+          <w:szCs w:val="20"/>
+        </w:rPr>
+        <w:t xml:space="preserve"> Atraso de mais de 30 dias em qualquer parcela também é descumprimento deste Termo.</w:t>
+      </w:r>
     </w:p>
     <w:p>
       <w:pPr>
         <w:pStyle w:val="ListParagraph"/>
         <w:numPr>
           <w:ilvl w:val="0"/>
-          <w:numId w:val="3"/>
+          <w:numId w:val="4"/>
         </w:numPr>
         <w:spacing w:after="70" w:before="0" w:line="264"/>
         <w:jc w:val="left"/>
@@ -2729,15 +3513,15 @@
           <w:sz w:val="20"/>
           <w:szCs w:val="20"/>
         </w:rPr>
-        <w:t xml:space="preserve">Avisar em até 15 dias</w:t>
-      </w:r>
-      <w:r>
-        <w:rPr>
-          <w:rFonts w:ascii="Arial" w:cs="Arial" w:eastAsia="Arial" w:hAnsi="Arial"/>
-          <w:sz w:val="20"/>
-          <w:szCs w:val="20"/>
-        </w:rPr>
-        <w:t xml:space="preserve"> se mudar de emprego, renda, estado civil, endereço, telefone ou e-mail.</w:t>
+        <w:t xml:space="preserve">Avisar em até 10 dias</w:t>
+      </w:r>
+      <w:r>
+        <w:rPr>
+          <w:rFonts w:ascii="Arial" w:cs="Arial" w:eastAsia="Arial" w:hAnsi="Arial"/>
+          <w:sz w:val="20"/>
+          <w:szCs w:val="20"/>
+        </w:rPr>
+        <w:t xml:space="preserve"> qualquer mudança de emprego, renda, estado civil, endereço, telefone ou e-mail.</w:t>
       </w:r>
     </w:p>
     <w:p>
@@ -2745,7 +3529,7 @@
         <w:pStyle w:val="ListParagraph"/>
         <w:numPr>
           <w:ilvl w:val="0"/>
-          <w:numId w:val="3"/>
+          <w:numId w:val="4"/>
         </w:numPr>
         <w:spacing w:after="70" w:before="0" w:line="264"/>
         <w:jc w:val="left"/>
@@ -2758,15 +3542,15 @@
           <w:sz w:val="20"/>
           <w:szCs w:val="20"/>
         </w:rPr>
-        <w:t xml:space="preserve">Não comprar outro imóvel residencial</w:t>
-      </w:r>
-      <w:r>
-        <w:rPr>
-          <w:rFonts w:ascii="Arial" w:cs="Arial" w:eastAsia="Arial" w:hAnsi="Arial"/>
-          <w:sz w:val="20"/>
-          <w:szCs w:val="20"/>
-        </w:rPr>
-        <w:t xml:space="preserve"> nem fazer outro financiamento habitacional antes deste (regra do Minha Casa Minha Vida).</w:t>
+        <w:t xml:space="preserve">Não comprar imóvel residencial</w:t>
+      </w:r>
+      <w:r>
+        <w:rPr>
+          <w:rFonts w:ascii="Arial" w:cs="Arial" w:eastAsia="Arial" w:hAnsi="Arial"/>
+          <w:sz w:val="20"/>
+          <w:szCs w:val="20"/>
+        </w:rPr>
+        <w:t xml:space="preserve"> nem fazer outro financiamento habitacional.</w:t>
       </w:r>
     </w:p>
     <w:p>
@@ -2774,7 +3558,7 @@
         <w:pStyle w:val="ListParagraph"/>
         <w:numPr>
           <w:ilvl w:val="0"/>
-          <w:numId w:val="3"/>
+          <w:numId w:val="4"/>
         </w:numPr>
         <w:spacing w:after="70" w:before="0" w:line="264"/>
         <w:jc w:val="left"/>
@@ -2787,15 +3571,15 @@
           <w:sz w:val="20"/>
           <w:szCs w:val="20"/>
         </w:rPr>
-        <w:t xml:space="preserve">Entregar os documentos</w:t>
-      </w:r>
-      <w:r>
-        <w:rPr>
-          <w:rFonts w:ascii="Arial" w:cs="Arial" w:eastAsia="Arial" w:hAnsi="Arial"/>
-          <w:sz w:val="20"/>
-          <w:szCs w:val="20"/>
-        </w:rPr>
-        <w:t xml:space="preserve"> pedidos, inclusive o Registrato do Banco Central, em até 10 dias, e </w:t>
+        <w:t xml:space="preserve">Entregar documentos</w:t>
+      </w:r>
+      <w:r>
+        <w:rPr>
+          <w:rFonts w:ascii="Arial" w:cs="Arial" w:eastAsia="Arial" w:hAnsi="Arial"/>
+          <w:sz w:val="20"/>
+          <w:szCs w:val="20"/>
+        </w:rPr>
+        <w:t xml:space="preserve">, inclusive o Registrato do Banco Central, em até 5 dias úteis do pedido, e </w:t>
       </w:r>
       <w:r>
         <w:rPr>
@@ -2805,15 +3589,44 @@
           <w:sz w:val="20"/>
           <w:szCs w:val="20"/>
         </w:rPr>
-        <w:t xml:space="preserve">comparecer</w:t>
-      </w:r>
-      <w:r>
-        <w:rPr>
-          <w:rFonts w:ascii="Arial" w:cs="Arial" w:eastAsia="Arial" w:hAnsi="Arial"/>
-          <w:sz w:val="20"/>
-          <w:szCs w:val="20"/>
-        </w:rPr>
-        <w:t xml:space="preserve"> para assinar o financiamento.</w:t>
+        <w:t xml:space="preserve">comparecer para assinar o financiamento</w:t>
+      </w:r>
+      <w:r>
+        <w:rPr>
+          <w:rFonts w:ascii="Arial" w:cs="Arial" w:eastAsia="Arial" w:hAnsi="Arial"/>
+          <w:sz w:val="20"/>
+          <w:szCs w:val="20"/>
+        </w:rPr>
+        <w:t xml:space="preserve"> em até 10 dias da convocação. Faltar sem justificativa comprovada é descumprimento.</w:t>
+      </w:r>
+    </w:p>
+    <w:p>
+      <w:pPr>
+        <w:pStyle w:val="ListParagraph"/>
+        <w:numPr>
+          <w:ilvl w:val="0"/>
+          <w:numId w:val="4"/>
+        </w:numPr>
+        <w:spacing w:after="70" w:before="0" w:line="264"/>
+        <w:jc w:val="left"/>
+      </w:pPr>
+      <w:r>
+        <w:rPr>
+          <w:rFonts w:ascii="Arial" w:cs="Arial" w:eastAsia="Arial" w:hAnsi="Arial"/>
+          <w:b/>
+          <w:bCs/>
+          <w:sz w:val="20"/>
+          <w:szCs w:val="20"/>
+        </w:rPr>
+        <w:t xml:space="preserve">Manter meus contatos atualizados.</w:t>
+      </w:r>
+      <w:r>
+        <w:rPr>
+          <w:rFonts w:ascii="Arial" w:cs="Arial" w:eastAsia="Arial" w:hAnsi="Arial"/>
+          <w:sz w:val="20"/>
+          <w:szCs w:val="20"/>
+        </w:rPr>
+        <w:t xml:space="preserve"> Avisos enviados para os contatos deste Termo são considerados recebidos.</w:t>
       </w:r>
     </w:p>
     <w:p>
@@ -2833,7 +3646,7 @@
           <w:sz w:val="24"/>
           <w:szCs w:val="24"/>
         </w:rPr>
-        <w:t xml:space="preserve">4. Uso dos meus dados</w:t>
+        <w:t xml:space="preserve">5. Consultas e uso dos meus dados</w:t>
       </w:r>
     </w:p>
     <w:p>
@@ -2847,7 +3660,7 @@
           <w:sz w:val="20"/>
           <w:szCs w:val="20"/>
         </w:rPr>
-        <w:t xml:space="preserve">Estou ciente de que a vendedora e o correspondente Caixa indicado por ela vão </w:t>
+        <w:t xml:space="preserve">A vendedora e o correspondente Caixa indicado por ela vão </w:t>
       </w:r>
       <w:r>
         <w:rPr>
@@ -2865,7 +3678,7 @@
           <w:sz w:val="20"/>
           <w:szCs w:val="20"/>
         </w:rPr>
-        <w:t xml:space="preserve"> (Serasa, SPC, cartórios, Receita) e </w:t>
+        <w:t xml:space="preserve"> (birôs, cartórios, Receita) e </w:t>
       </w:r>
       <w:r>
         <w:rPr>
@@ -2883,7 +3696,7 @@
           <w:sz w:val="20"/>
           <w:szCs w:val="20"/>
         </w:rPr>
-        <w:t xml:space="preserve">, hoje e </w:t>
+        <w:t xml:space="preserve">, hoje e periodicamente até o financiamento. </w:t>
       </w:r>
       <w:r>
         <w:rPr>
@@ -2893,15 +3706,15 @@
           <w:sz w:val="20"/>
           <w:szCs w:val="20"/>
         </w:rPr>
-        <w:t xml:space="preserve">periodicamente até o financiamento</w:t>
-      </w:r>
-      <w:r>
-        <w:rPr>
-          <w:rFonts w:ascii="Arial" w:cs="Arial" w:eastAsia="Arial" w:hAnsi="Arial"/>
-          <w:sz w:val="20"/>
-          <w:szCs w:val="20"/>
-        </w:rPr>
-        <w:t xml:space="preserve">, só para acompanhar a aprovação deste imóvel. Isso é necessário para cumprir este contrato e para a proteção do crédito (LGPD, art. 7º, V e X). Os dados ficam guardados durante o contrato e pelo prazo que a lei exigir. Posso pedir informações, cópia ou correção pelo canal ______________________.</w:t>
+        <w:t xml:space="preserve">Autorizo a Caixa e o correspondente a consultar meus dados no Sistema de Informações de Crédito do Banco Central (SCR).</w:t>
+      </w:r>
+      <w:r>
+        <w:rPr>
+          <w:rFonts w:ascii="Arial" w:cs="Arial" w:eastAsia="Arial" w:hAnsi="Arial"/>
+          <w:sz w:val="20"/>
+          <w:szCs w:val="20"/>
+        </w:rPr>
+        <w:t xml:space="preserve"> O tratamento é necessário para cumprir este contrato e para a proteção do crédito (LGPD, art. 7º, V e X), e não depende de consentimento que possa ser revogado. Os dados ficam guardados durante o contrato e pelo prazo legal. Canal para pedidos sobre meus dados: ______________________.</w:t>
       </w:r>
     </w:p>
     <w:p>
@@ -2921,7 +3734,7 @@
           <w:sz w:val="24"/>
           <w:szCs w:val="24"/>
         </w:rPr>
-        <w:t xml:space="preserve">5. Se aparecer restrição</w:t>
+        <w:t xml:space="preserve">6. Se aparecer restrição ou descumprimento</w:t>
       </w:r>
     </w:p>
     <w:tbl>
@@ -2995,7 +3808,7 @@
                 <w:sz w:val="17"/>
                 <w:szCs w:val="17"/>
               </w:rPr>
-              <w:t xml:space="preserve">por WhatsApp, e-mail ou carta</w:t>
+              <w:t xml:space="preserve">pelos contatos deste Termo</w:t>
             </w:r>
           </w:p>
         </w:tc>
@@ -3078,7 +3891,7 @@
                 <w:sz w:val="17"/>
                 <w:szCs w:val="17"/>
               </w:rPr>
-              <w:t xml:space="preserve">para limpar o nome</w:t>
+              <w:t xml:space="preserve">para regularizar (15 se faltarem menos de 120 dias para as chaves)</w:t>
             </w:r>
           </w:p>
         </w:tc>
@@ -3147,7 +3960,7 @@
                 <w:sz w:val="20"/>
                 <w:szCs w:val="20"/>
               </w:rPr>
-              <w:t xml:space="preserve">+30 dias</w:t>
+              <w:t xml:space="preserve">Vendedora decide</w:t>
             </w:r>
           </w:p>
           <w:p>
@@ -3161,7 +3974,25 @@
                 <w:sz w:val="17"/>
                 <w:szCs w:val="17"/>
               </w:rPr>
-              <w:t xml:space="preserve">último prazo, com reunião</w:t>
+              <w:t xml:space="preserve">nova chance ou soluções, </w:t>
+            </w:r>
+            <w:r>
+              <w:rPr>
+                <w:rFonts w:ascii="Arial" w:cs="Arial" w:eastAsia="Arial" w:hAnsi="Arial"/>
+                <w:b/>
+                <w:bCs/>
+                <w:sz w:val="17"/>
+                <w:szCs w:val="17"/>
+              </w:rPr>
+              <w:t xml:space="preserve">sem obrigação</w:t>
+            </w:r>
+            <w:r>
+              <w:rPr>
+                <w:rFonts w:ascii="Arial" w:cs="Arial" w:eastAsia="Arial" w:hAnsi="Arial"/>
+                <w:sz w:val="17"/>
+                <w:szCs w:val="17"/>
+              </w:rPr>
+              <w:t xml:space="preserve"> de oferecê-las</w:t>
             </w:r>
           </w:p>
         </w:tc>
@@ -3230,7 +4061,7 @@
                 <w:sz w:val="20"/>
                 <w:szCs w:val="20"/>
               </w:rPr>
-              <w:t xml:space="preserve">Soluções</w:t>
+              <w:t xml:space="preserve">Notificação formal</w:t>
             </w:r>
           </w:p>
           <w:p>
@@ -3244,7 +4075,7 @@
                 <w:sz w:val="17"/>
                 <w:szCs w:val="17"/>
               </w:rPr>
-              <w:t xml:space="preserve">outro comprador, unidade menor, mais entrada/FGTS ou cessão</w:t>
+              <w:t xml:space="preserve">judicial ou por cartório, 15 dias para pagar ou regularizar</w:t>
             </w:r>
           </w:p>
         </w:tc>
@@ -3267,7 +4098,7 @@
           <w:sz w:val="17"/>
           <w:szCs w:val="17"/>
         </w:rPr>
-        <w:t xml:space="preserve">Faltando menos de 120 dias para as chaves, os prazos caem pela metade. Devo manter meus contatos atualizados.</w:t>
+        <w:t xml:space="preserve">Soluções possíveis, a critério da vendedora: outro comprador para somar renda, troca por unidade de menor valor, mais entrada/FGTS ou cessão do contrato — sempre com nova análise de crédito.</w:t>
       </w:r>
     </w:p>
     <w:p>
@@ -3287,7 +4118,7 @@
           <w:sz w:val="24"/>
           <w:szCs w:val="24"/>
         </w:rPr>
-        <w:t xml:space="preserve">6. Se o financiamento não sair</w:t>
+        <w:t xml:space="preserve">7. Se o saldo não for pago</w:t>
       </w:r>
     </w:p>
     <w:tbl>
@@ -3303,8 +4134,8 @@
         </w:tblBorders>
       </w:tblPr>
       <w:tblGrid>
-        <w:gridCol w:w="3674"/>
-        <w:gridCol w:w="6532"/>
+        <w:gridCol w:w="4287"/>
+        <w:gridCol w:w="5919"/>
       </w:tblGrid>
       <w:tr>
         <w:trPr>
@@ -3312,7 +4143,7 @@
         </w:trPr>
         <w:tc>
           <w:tcPr>
-            <w:tcW w:type="dxa" w:w="3674"/>
+            <w:tcW w:type="dxa" w:w="4287"/>
             <w:tcBorders>
               <w:top w:val="single" w:color="BFBFBF" w:sz="4"/>
               <w:left w:val="single" w:color="BFBFBF" w:sz="4"/>
@@ -3348,7 +4179,7 @@
         </w:tc>
         <w:tc>
           <w:tcPr>
-            <w:tcW w:type="dxa" w:w="6532"/>
+            <w:tcW w:type="dxa" w:w="5919"/>
             <w:tcBorders>
               <w:top w:val="single" w:color="BFBFBF" w:sz="4"/>
               <w:left w:val="single" w:color="BFBFBF" w:sz="4"/>
@@ -3378,7 +4209,7 @@
                 <w:sz w:val="18"/>
                 <w:szCs w:val="18"/>
               </w:rPr>
-              <w:t xml:space="preserve">O que acontece</w:t>
+              <w:t xml:space="preserve">Consequência</w:t>
             </w:r>
           </w:p>
         </w:tc>
@@ -3389,7 +4220,7 @@
         </w:trPr>
         <w:tc>
           <w:tcPr>
-            <w:tcW w:type="dxa" w:w="3674"/>
+            <w:tcW w:type="dxa" w:w="4287"/>
             <w:tcBorders>
               <w:top w:val="single" w:color="BFBFBF" w:sz="4"/>
               <w:left w:val="single" w:color="BFBFBF" w:sz="4"/>
@@ -3418,7 +4249,7 @@
                 <w:sz w:val="18"/>
                 <w:szCs w:val="18"/>
               </w:rPr>
-              <w:t xml:space="preserve">Por minha causa:</w:t>
+              <w:t xml:space="preserve">Motivos ligados a mim:</w:t>
             </w:r>
           </w:p>
           <w:p>
@@ -3434,13 +4265,13 @@
                 <w:sz w:val="18"/>
                 <w:szCs w:val="18"/>
               </w:rPr>
-              <w:t xml:space="preserve">restrição não resolvida nos prazos, dívida escondida, informação falsa, nova dívida, documentos não entregues ou outro imóvel comprado</w:t>
-            </w:r>
-          </w:p>
-        </w:tc>
-        <w:tc>
-          <w:tcPr>
-            <w:tcW w:type="dxa" w:w="6532"/>
+              <w:t xml:space="preserve">descumprimento deste Termo; restrição não resolvida; reprovação pela Caixa por renda, cadastro, análise de risco, documentação ou enquadramento no programa; perda ou redução de renda; desistência; falta à assinatura</w:t>
+            </w:r>
+          </w:p>
+        </w:tc>
+        <w:tc>
+          <w:tcPr>
+            <w:tcW w:type="dxa" w:w="5919"/>
             <w:tcBorders>
               <w:top w:val="single" w:color="BFBFBF" w:sz="4"/>
               <w:left w:val="single" w:color="BFBFBF" w:sz="4"/>
@@ -3469,7 +4300,7 @@
                 <w:sz w:val="18"/>
                 <w:szCs w:val="18"/>
               </w:rPr>
-              <w:t xml:space="preserve">A vendedora me envia </w:t>
+              <w:t xml:space="preserve">Após a </w:t>
             </w:r>
             <w:r>
               <w:rPr>
@@ -3479,7 +4310,7 @@
                 <w:sz w:val="18"/>
                 <w:szCs w:val="18"/>
               </w:rPr>
-              <w:t xml:space="preserve">notificação formal (judicial ou por cartório)</w:t>
+              <w:t xml:space="preserve">notificação formal</w:t>
             </w:r>
             <w:r>
               <w:rPr>
@@ -3489,7 +4320,7 @@
                 <w:sz w:val="18"/>
                 <w:szCs w:val="18"/>
               </w:rPr>
-              <w:t xml:space="preserve"> com </w:t>
+              <w:t xml:space="preserve"> sem pagamento em 15 dias, o contrato é </w:t>
             </w:r>
             <w:r>
               <w:rPr>
@@ -3499,7 +4330,7 @@
                 <w:sz w:val="18"/>
                 <w:szCs w:val="18"/>
               </w:rPr>
-              <w:t xml:space="preserve">15 dias</w:t>
+              <w:t xml:space="preserve">desfeito de pleno direito, por minha culpa</w:t>
             </w:r>
             <w:r>
               <w:rPr>
@@ -3509,7 +4340,7 @@
                 <w:sz w:val="18"/>
                 <w:szCs w:val="18"/>
               </w:rPr>
-              <w:t xml:space="preserve"> para eu pagar o saldo ou regularizar. Se eu não resolver, o contrato é desfeito </w:t>
+              <w:t xml:space="preserve">, com as </w:t>
             </w:r>
             <w:r>
               <w:rPr>
@@ -3519,7 +4350,7 @@
                 <w:sz w:val="18"/>
                 <w:szCs w:val="18"/>
               </w:rPr>
-              <w:t xml:space="preserve">por minha culpa</w:t>
+              <w:t xml:space="preserve">deduções do quadro-resumo</w:t>
             </w:r>
             <w:r>
               <w:rPr>
@@ -3529,47 +4360,7 @@
                 <w:sz w:val="18"/>
                 <w:szCs w:val="18"/>
               </w:rPr>
-              <w:t xml:space="preserve">, com as deduções previstas no </w:t>
-            </w:r>
-            <w:r>
-              <w:rPr>
-                <w:rFonts w:ascii="Arial" w:cs="Arial" w:eastAsia="Arial" w:hAnsi="Arial"/>
-                <w:b/>
-                <w:bCs/>
-                <w:sz w:val="18"/>
-                <w:szCs w:val="18"/>
-              </w:rPr>
-              <w:t xml:space="preserve">quadro-resumo</w:t>
-            </w:r>
-            <w:r>
-              <w:rPr>
-                <w:rFonts w:ascii="Arial" w:cs="Arial" w:eastAsia="Arial" w:hAnsi="Arial"/>
-                <w:b w:val="false"/>
-                <w:bCs w:val="false"/>
-                <w:sz w:val="18"/>
-                <w:szCs w:val="18"/>
-              </w:rPr>
-              <w:t xml:space="preserve"> e na </w:t>
-            </w:r>
-            <w:r>
-              <w:rPr>
-                <w:rFonts w:ascii="Arial" w:cs="Arial" w:eastAsia="Arial" w:hAnsi="Arial"/>
-                <w:b/>
-                <w:bCs/>
-                <w:sz w:val="18"/>
-                <w:szCs w:val="18"/>
-              </w:rPr>
-              <w:t xml:space="preserve">Lei 13.786/2018</w:t>
-            </w:r>
-            <w:r>
-              <w:rPr>
-                <w:rFonts w:ascii="Arial" w:cs="Arial" w:eastAsia="Arial" w:hAnsi="Arial"/>
-                <w:b w:val="false"/>
-                <w:bCs w:val="false"/>
-                <w:sz w:val="18"/>
-                <w:szCs w:val="18"/>
-              </w:rPr>
-              <w:t xml:space="preserve"> (Lei do Distrato).</w:t>
+              <w:t xml:space="preserve"> (Lei 13.786/2018), e a unidade fica livre para nova venda.</w:t>
             </w:r>
           </w:p>
         </w:tc>
@@ -3580,7 +4371,7 @@
         </w:trPr>
         <w:tc>
           <w:tcPr>
-            <w:tcW w:type="dxa" w:w="3674"/>
+            <w:tcW w:type="dxa" w:w="4287"/>
             <w:tcBorders>
               <w:top w:val="single" w:color="BFBFBF" w:sz="4"/>
               <w:left w:val="single" w:color="BFBFBF" w:sz="4"/>
@@ -3609,7 +4400,7 @@
                 <w:sz w:val="18"/>
                 <w:szCs w:val="18"/>
               </w:rPr>
-              <w:t xml:space="preserve">Sem culpa minha:</w:t>
+              <w:t xml:space="preserve">Motivos não ligados a mim:</w:t>
             </w:r>
           </w:p>
           <w:p>
@@ -3625,13 +4416,13 @@
                 <w:sz w:val="18"/>
                 <w:szCs w:val="18"/>
               </w:rPr>
-              <w:t xml:space="preserve">mudança nas regras do programa ou da Caixa, ou reprovação sem restrição e sem descumprimento meu</w:t>
-            </w:r>
-          </w:p>
-        </w:tc>
-        <w:tc>
-          <w:tcPr>
-            <w:tcW w:type="dxa" w:w="6532"/>
+              <w:t xml:space="preserve">problema do imóvel ou da documentação da vendedora; mudança de lei ou regra do programa, posterior a esta data, que me torne inelegível</w:t>
+            </w:r>
+          </w:p>
+        </w:tc>
+        <w:tc>
+          <w:tcPr>
+            <w:tcW w:type="dxa" w:w="5919"/>
             <w:tcBorders>
               <w:top w:val="single" w:color="BFBFBF" w:sz="4"/>
               <w:left w:val="single" w:color="BFBFBF" w:sz="4"/>
@@ -3660,7 +4451,7 @@
                 <w:sz w:val="18"/>
                 <w:szCs w:val="18"/>
               </w:rPr>
-              <w:t xml:space="preserve">Buscamos juntos as soluções do item 5. Se nenhuma funcionar, o contrato é desfeito </w:t>
+              <w:t xml:space="preserve">O contrato é desfeito </w:t>
             </w:r>
             <w:r>
               <w:rPr>
@@ -3680,7 +4471,7 @@
                 <w:sz w:val="18"/>
                 <w:szCs w:val="18"/>
               </w:rPr>
-              <w:t xml:space="preserve">, com devolução do que paguei nas condições do quadro-resumo para esse caso.</w:t>
+              <w:t xml:space="preserve">, com devolução nas condições do quadro-resumo para esse caso.</w:t>
             </w:r>
           </w:p>
         </w:tc>
@@ -3703,7 +4494,7 @@
           <w:sz w:val="17"/>
           <w:szCs w:val="17"/>
         </w:rPr>
-        <w:t xml:space="preserve">Se a vendedora tolerar algum atraso, isso não é renúncia aos seus direitos.</w:t>
+        <w:t xml:space="preserve">Tolerar um atraso não é renúncia a direitos. Se alguma cláusula for considerada inválida, as demais continuam valendo.</w:t>
       </w:r>
     </w:p>
     <w:p>
@@ -3719,7 +4510,7 @@
           <w:sz w:val="20"/>
           <w:szCs w:val="20"/>
         </w:rPr>
-        <w:t xml:space="preserve">Li este Termo, tirei minhas dúvidas, recebi uma via e rubriquei todas as páginas.</w:t>
+        <w:t xml:space="preserve">Li, entendi e concordo com este Termo. Recebi uma via e rubriquei todas as páginas.</w:t>
       </w:r>
     </w:p>
     <w:p>
@@ -4205,7 +4996,7 @@
         <w:sz w:val="15"/>
         <w:szCs w:val="15"/>
       </w:rPr>
-      <w:t xml:space="preserve">Termo de Responsabilidade · v3 · rubricas: ________  ________  ·  página </w:t>
+      <w:t xml:space="preserve">Termo de Responsabilidade · v4 · rubricas: ________  ________  ·  página </w:t>
     </w:r>
     <w:r>
       <w:rPr>
@@ -4426,6 +5217,12 @@
     </w:lvlOverride>
   </w:num>
   <w:num w:numId="3">
+    <w:abstractNumId w:val="2"/>
+    <w:lvlOverride w:ilvl="0">
+      <w:startOverride w:val="1"/>
+    </w:lvlOverride>
+  </w:num>
+  <w:num w:numId="4">
     <w:abstractNumId w:val="4"/>
     <w:lvlOverride w:ilvl="0">
       <w:startOverride w:val="1"/>
